--- a/TFM-caso3_completo.docx
+++ b/TFM-caso3_completo.docx
@@ -27,21 +27,21 @@
     </w:p>
     <w:p>
       <w:pPr>
-        <w:spacing w:after="400"/>
+        <w:spacing w:after="360"/>
       </w:pPr>
       <w:r>
         <w:rPr>
           <w:i/>
           <w:color w:val="4A5568"/>
-          <w:sz w:val="26"/>
+          <w:sz w:val="25"/>
         </w:rPr>
-        <w:t>Comparativa metodológica entre Programación por Restricciones (CP-SAT) y Formulaciones QUBO (Desacoplada vs. Integrada) con Representación 3D en Blender</w:t>
+        <w:t>Comparativa metodológica rigurosa entre Programación por Restricciones (CP-SAT Demostrador vs. CP-SAT Core) y Formulaciones QUBO (Desacoplada vs. Integrada) con Representación 3D Fotorrealista en Blender</w:t>
       </w:r>
     </w:p>
     <w:p>
       <w:pPr>
         <w:pStyle w:val="Heading1"/>
-        <w:spacing w:before="280"/>
+        <w:spacing w:before="240"/>
       </w:pPr>
       <w:r>
         <w:t>1. Qué quiero resolver en el Caso 3</w:t>
@@ -49,12 +49,12 @@
     </w:p>
     <w:p>
       <w:r>
-        <w:t>En los dos casos anteriores del trabajo he abordado problemas con un grado de acoplamiento espacial intermedio. En el Caso 1 partía de un escenario fijo y navegable, limitando la optimización combinatoria a la colocación de monedas bajo un criterio de cobertura p-mediana. En el Caso 2 di un paso más al diseñar una secuencia de plataformas con física discreta de saltos, controlando la altura y evitando atajos. Sin embargo, el terreno base seguía sin generarse; el solver decidía las posiciones de los saltos pero no construía la geometría de un entorno cerrado.</w:t>
+        <w:t>En los dos casos de estudio precedentes de este Trabajo Fin de Máster abordé problemas de generación procedural con un grado de acoplamiento espacial intermedio. En el Caso 1 partía de un entorno navegable predefinido, limitando la optimización combinatoria a la colocación de monedas mediante un modelo de cobertura p-mediana. En el Caso 2 di un paso más hacia la interacción física diseñando una secuencia de plataformas con saltos balísticos discretos, controlando alturas y previniendo atajos. No obstante, en ninguno de los dos casos anteriores el optimizador construía la topología base del terreno; la geometría espacial venía impuesta de antemano.</w:t>
       </w:r>
     </w:p>
     <w:p>
       <w:r>
-        <w:t>En este tercer y último caso de estudio doy el salto cualitativo definitivo: generar proceduralmente la propia geometría del nivel completo. El objetivo ya no es elegir puntos aislados, sino decidir qué celdas de una cuadrícula bidimensional se convierten en suelo transitable y cuáles en muros o paredes infranqueables. Esta tarea introduce una dificultad adicional severa: garantizar que el jugador pueda desplazarse desde un punto de inicio (START) hasta una meta (GOAL), que los obstáculos no queden diseminados caóticamente como ruido blanco, y que el mapa albergue elementos de gameplay con una progresión espacial rica y coherente.</w:t>
+        <w:t>En este tercer y último caso de estudio abordo el desafío definitivo: la síntesis procedural de la propia geometría del entorno a partir de la nada. El solver debe decidir, para cada celda de una cuadrícula discreta bidimensional, si se materializa como suelo transitable o como muro infranqueable. La dificultad estriba en que el nivel debe satisfacer simultáneamente múltiples restricciones de diferente naturaleza matemática: coherencia visual (agrupación de muros en estructuras legibles y sólidas), navegabilidad dura (existencia de un camino libre e ininterrumpido desde el punto de inicio START hasta la meta GOAL), balance de densidad espacial (sin salas vacías ni aglomeraciones desproporcionadas) y progresión narrativa de gameplay (recompensas y amenazas en el recorrido).</w:t>
       </w:r>
     </w:p>
     <w:tbl>
@@ -99,7 +99,7 @@
                 <w:color w:val="2B2D42"/>
                 <w:sz w:val="19"/>
               </w:rPr>
-              <w:t>La pregunta central de investigación en este caso para el máster de computación cuántica es: ¿Es preferible integrar todas las restricciones de conectividad y ruta dentro del Hamiltoniano QUBO (aumentando drásticamente el número de variables binarias y acoplamientos cuadráticos), o formular un QUBO puro de geometría basado en interacción ferromagnética de Ising y validar/filtrar la navegabilidad mediante algoritmos clásicos como BFS? En esta memoria demuestro cuantitativamente la respuesta a través de ambos enfoques.</w:t>
+              <w:t>La pregunta central de investigación en computación cuántica para este caso es: ¿Es preferible integrar todas las variables de ruta temporal dentro del Hamiltoniano cuántico (aumentando el número de qubits lógicos y la densidad de acoplamientos cuadráticos), o formular un QUBO puro de geometría basado en interacción espacial tipo Ising y filtrar/validar la navegabilidad mediante algoritmos clásicos? En esta memoria analizo rigurosamente ambos enfoques frente al estándar clásico exacto.</w:t>
             </w:r>
           </w:p>
         </w:tc>
@@ -120,7 +120,7 @@
     </w:p>
     <w:p>
       <w:r>
-        <w:t>El espacio de trabajo se modela sobre una cuadrícula discreta de 6 filas y 8 columnas (48 celdas en total). Defino la casilla de salida en la esquina superior izquierda START = (0, 0) y la meta en la esquina inferior derecha GOAL = (5, 7). La distancia Manhattan mínima entre ambos extremos es exactamente de |5 - 0| + |7 - 0| = 12 movimientos, lo que exige una ruta de al menos 13 casillas consecutivas.</w:t>
+        <w:t>El espacio de trabajo se define sobre una cuadrícula discreta de M = 6 filas por N = 8 columnas, totalizando 48 celdas. Fijo la casilla de inicio en la esquina superior izquierda START = (0, 0) y la meta en la esquina inferior derecha GOAL = (5, 7). La distancia Manhattan mínima entre ambos extremos es exactamente de |5 - 0| + |7 - 0| = 12 pasos, lo que exige una ruta de al menos 13 celdas consecutivas (paso 0 en START hasta paso 12 en GOAL).</w:t>
       </w:r>
     </w:p>
     <w:p>
@@ -133,12 +133,12 @@
     </w:p>
     <w:p>
       <w:r>
-        <w:t>Si únicamente exigimos un número global de obstáculos (por ejemplo, 20 muros de 48 casillas) y pedimos minimizar la frontera entre suelo y pared, cualquier solver clásico o cuántico tenderá a agrupar todos los obstáculos en una única masa gigante en un borde del mapa, dejando el resto de la cuadrícula completamente despejada. Desde la perspectiva del diseño de niveles de videojuegos, esto destruye la jugabilidad: el nivel se convertiría en una sala vacía con un bloque compacto en una esquina.</w:t>
+        <w:t>En modelos de Ising ferromagnéticos simples, donde el único objetivo es minimizar el perímetro de contacto entre fases (suelo y pared) bajo una restricción global de muros, cualquier optimizador clásico o cuántico tiende al 'ground state' geométrico trivial: compactar todos los obstáculos en una masa sólida gigante en una esquina o borde de la cuadrícula. Desde la óptica del diseño de niveles de videojuegos, esto destruye la experiencia lúdica, convirtiendo el mapa en una sala vacía con un bloque monolítico arrinconado.</w:t>
       </w:r>
     </w:p>
     <w:p>
       <w:r>
-        <w:t>Para solucionar este defecto de diseño sin recurrir a fijar casillas a mano, divido la cuadrícula en cuatro zonas geométricas disjuntas de tamaño 3×4 (12 celdas cada una):</w:t>
+        <w:t>Para garantizar un diseño jugable con pasillos y estrangulamientos en todo el recorrido, divido la cuadrícula en cuatro zonas geométricas disjuntas de 3×4 celdas (12 celdas por zona):</w:t>
         <w:br/>
         <w:t>• Zona A: filas [0..2], columnas [0..3] (cuadrante superior izquierdo).</w:t>
         <w:br/>
@@ -151,7 +151,7 @@
     </w:p>
     <w:p>
       <w:r>
-        <w:t>Impongo de forma estricta que cada zona contenga exactamente 5 obstáculos (muros) y 7 celdas de suelo transitable. De este modo, se garantiza un reparto balanceado del espacio en los cuatro sectores del mapa, obligando a que existan pasillos, estrechamientos y divisiones en todo el recorrido.</w:t>
+        <w:t>Impongo que cada zona contenga exactamente 5 obstáculos y 7 celdas de suelo. Con ello se asegura un reparto homogéneo de 20 muros y 28 suelos (41.6% de densidad de obstáculos), forzando una distribución espacial equilibrada.</w:t>
       </w:r>
     </w:p>
     <w:p>
@@ -159,29 +159,34 @@
         <w:pStyle w:val="Heading1"/>
       </w:pPr>
       <w:r>
-        <w:t>3. Modelo clásico: evolución CP-SAT v1 → v3</w:t>
+        <w:t>3. Modelado clásico: CP-SAT Demostrador Completo vs. CP-SAT Core</w:t>
       </w:r>
     </w:p>
     <w:p>
       <w:r>
-        <w:t>Siguiendo la metodología experimental del proyecto, antes de abordar la formulación cuántica construyo una línea base clásica exacta con Google OR-Tools CP-SAT. Esta formulación evolucionó a lo largo de tres versiones:</w:t>
+        <w:t>Para establecer una línea base formal exacta he empleado el solver de programación por restricciones Google OR-Tools CP-SAT. Con el propósito de mantener el máximo rigor metodológico, distingo claramente dos formulaciones clásicas:</w:t>
       </w:r>
     </w:p>
     <w:p>
       <w:r>
-        <w:t>1. CP-SAT v1: Planteé la generación del suelo y una ruta simple mediante conservación de flujo, con obstáculos balanceados por zonas. Sin embargo, los elementos de gameplay quedaban dispersos sin orden narrativo y los caminos secundarios no tenían una estructura clara de riesgo/recompensa.</w:t>
+        <w:t>1. CP-SAT Completo v3 (Demostrador Final de Gameplay):</w:t>
         <w:br/>
-        <w:t>2. CP-SAT v2: Introduje una rama secundaria de exploración sin salida con un enemigo y reorganicé los premios en la ruta. El problema observado fue que el desvío secundario no aportaba un verdadero incentivo de exploración si el jugador solo encontraba un peligro al final.</w:t>
+        <w:t xml:space="preserve">   - Incorpora la geometría completa (48 celdas), la ruta principal de 12 movimientos, y una estructura avanzada de gameplay.</w:t>
         <w:br/>
-        <w:t>3. CP-SAT v3 (Modelo definitivo): Reestructuré completamente el diseño de gameplay:</w:t>
+        <w:t xml:space="preserve">   - Rama secundaria ciega de exploración (dead-end de 2 celdas) modelada mediante 116 pares de celdas candidatas evaluadas simultáneamente.</w:t>
         <w:br/>
-        <w:t xml:space="preserve">   - Rama secundaria de exactamente 2 celdas (callejón sin salida): una celda de acceso conectada a la ruta principal con exactamente 2 vecinos libres, y una celda terminal ciega con 1 único vecino libre.</w:t>
+        <w:t xml:space="preserve">   - Elementos de juego: 1 trofeo en ruta temprana (pasos 2..4), 2 enemigos secuenciales en ruta (pasos 5..7 y 9..11), 1 recompensa secreta al final del callejón sin salida, y restricciones de no adyacencia.</w:t>
         <w:br/>
-        <w:t xml:space="preserve">   - Recompensa secreta al final del callejón (trofeo de exploración).</w:t>
+        <w:t xml:space="preserve">   - Requiere exactamente 368 variables booleanas en el solver y se resuelve a OPTIMAL en 18.26 segundos con un coste de 22 fronteras.</w:t>
         <w:br/>
-        <w:t xml:space="preserve">   - En la ruta principal: 1 recompensa temprana (pasos 2..4) y 2 enemigos secuenciales (pasos 5..7 y 9..11).</w:t>
         <w:br/>
-        <w:t xml:space="preserve">   - Restricción de no adyacencia para evitar acumulaciones de premios y amenazas en casillas contiguas.</w:t>
+        <w:t>2. CP-SAT Core (Geometría + Ruta Principal):</w:t>
+        <w:br/>
+        <w:t xml:space="preserve">   - Resuelve estrictamente el núcleo del problema: 48 celdas de suelo/muro, fijación de START/GOAL, 5 muros por zona, y ruta principal de longitud 12 con conservación de paso, continuidad ortogonal y compatibilidad con el suelo.</w:t>
+        <w:br/>
+        <w:t xml:space="preserve">   - Comprende 96 variables de decisión (48 para suelo x_c y 48 para pasos de ruta q_{t,c}), exactamente las mismas 96 variables que componen el QUBO Integrado.</w:t>
+        <w:br/>
+        <w:t xml:space="preserve">   - Se resuelve a OPTIMAL en tan solo 2.19 segundos con un objetivo global de 20 fronteras.</w:t>
       </w:r>
     </w:p>
     <w:p>
@@ -189,16 +194,16 @@
         <w:pStyle w:val="Heading2"/>
       </w:pPr>
       <w:r>
-        <w:t>3.1. Función objetivo: Modelo ferromagnético de Ising en el clásico</w:t>
+        <w:t>3.1. Función objetivo: Coherencia espacial tipo Ising en el solver clásico</w:t>
       </w:r>
     </w:p>
     <w:p>
       <w:r>
-        <w:t>Para lograr coherencia espacial y evitar patrones de tablero de ajedrez o ruido disperso, defino para cada par de celdas vecinas ortogonales (u, v) una variable binaria boundary_{uv} = |x_u - x_v|. El objetivo a minimizar es:</w:t>
+        <w:t>Para evitar el 'ruido blanco' o patrones caóticos de tablero de ajedrez, minimizamos el perímetro de transición entre suelo y muro a través de las 82 aristas ortogonales del grafo cuadrangular:</w:t>
         <w:br/>
-        <w:t>min sum_{(u,v) in E} |x_u - x_v|</w:t>
+        <w:t>min F = sum_{(u,v) in E} |x_u - x_v|</w:t>
         <w:br/>
-        <w:t>Esta formulación minimiza el perímetro de contacto entre paredes y suelo, agrupando los muros en paredes sólidas y generando pasillos limpios y legibles.</w:t>
+        <w:t>En CP-SAT esto se linealiza introduciendo variables auxiliares b_{uv} &gt;= x_u - x_v y b_{uv} &gt;= x_v - x_u, lo que totaliza 178 variables internas en el solver para el modelo Core.</w:t>
       </w:r>
     </w:p>
     <w:tbl>
@@ -208,13 +213,14 @@
         <w:tblLook w:firstColumn="1" w:firstRow="1" w:lastColumn="0" w:lastRow="0" w:noHBand="0" w:noVBand="1" w:val="04A0"/>
       </w:tblPr>
       <w:tblGrid>
-        <w:gridCol w:w="4680"/>
-        <w:gridCol w:w="4680"/>
+        <w:gridCol w:w="3120"/>
+        <w:gridCol w:w="3120"/>
+        <w:gridCol w:w="3120"/>
       </w:tblGrid>
       <w:tr>
         <w:tc>
           <w:tcPr>
-            <w:tcW w:type="dxa" w:w="4680"/>
+            <w:tcW w:type="dxa" w:w="3120"/>
             <w:shd w:fill="1B4965"/>
           </w:tcPr>
           <w:p>
@@ -234,7 +240,7 @@
         </w:tc>
         <w:tc>
           <w:tcPr>
-            <w:tcW w:type="dxa" w:w="4680"/>
+            <w:tcW w:type="dxa" w:w="3120"/>
             <w:shd w:fill="1B4965"/>
           </w:tcPr>
           <w:p>
@@ -248,7 +254,27 @@
                 <w:color w:val="FFFFFF"/>
                 <w:sz w:val="19"/>
               </w:rPr>
-              <w:t>Valor obtenido en CP-SAT v3 (Semilla 42)</w:t>
+              <w:t>CP-SAT Core (Modelo Base)</w:t>
+            </w:r>
+          </w:p>
+        </w:tc>
+        <w:tc>
+          <w:tcPr>
+            <w:tcW w:type="dxa" w:w="3120"/>
+            <w:shd w:fill="1B4965"/>
+          </w:tcPr>
+          <w:p>
+            <w:pPr>
+              <w:jc w:val="left"/>
+            </w:pPr>
+            <w:r>
+              <w:rPr>
+                <w:rFonts w:ascii="Calibri" w:hAnsi="Calibri"/>
+                <w:b/>
+                <w:color w:val="FFFFFF"/>
+                <w:sz w:val="19"/>
+              </w:rPr>
+              <w:t>CP-SAT v3 (Demostrador Final)</w:t>
             </w:r>
           </w:p>
         </w:tc>
@@ -256,7 +282,7 @@
       <w:tr>
         <w:tc>
           <w:tcPr>
-            <w:tcW w:type="dxa" w:w="4680"/>
+            <w:tcW w:type="dxa" w:w="3120"/>
             <w:shd w:fill="E9ECEF"/>
           </w:tcPr>
           <w:p>
@@ -266,16 +292,16 @@
             <w:r>
               <w:rPr>
                 <w:rFonts w:ascii="Calibri" w:hAnsi="Calibri"/>
-                <w:b w:val="0"/>
+                <w:b/>
                 <w:sz w:val="19"/>
               </w:rPr>
-              <w:t>Estado de resolución</w:t>
+              <w:t>Alcance del modelo</w:t>
             </w:r>
           </w:p>
         </w:tc>
         <w:tc>
           <w:tcPr>
-            <w:tcW w:type="dxa" w:w="4680"/>
+            <w:tcW w:type="dxa" w:w="3120"/>
             <w:shd w:fill="FFFFFF"/>
           </w:tcPr>
           <w:p>
@@ -288,34 +314,13 @@
                 <w:b w:val="0"/>
                 <w:sz w:val="19"/>
               </w:rPr>
-              <w:t>OPTIMAL (Solución global óptima probada)</w:t>
-            </w:r>
-          </w:p>
-        </w:tc>
-      </w:tr>
-      <w:tr>
-        <w:tc>
-          <w:tcPr>
-            <w:tcW w:type="dxa" w:w="4680"/>
-            <w:shd w:fill="E9ECEF"/>
-          </w:tcPr>
-          <w:p>
-            <w:pPr>
-              <w:jc w:val="left"/>
-            </w:pPr>
-            <w:r>
-              <w:rPr>
-                <w:rFonts w:ascii="Calibri" w:hAnsi="Calibri"/>
-                <w:b w:val="0"/>
-                <w:sz w:val="19"/>
-              </w:rPr>
-              <w:t>Tiempo de resolución</w:t>
+              <w:t>Geometría + Ruta principal</w:t>
             </w:r>
           </w:p>
         </w:tc>
         <w:tc>
           <w:tcPr>
-            <w:tcW w:type="dxa" w:w="4680"/>
+            <w:tcW w:type="dxa" w:w="3120"/>
             <w:shd w:fill="FFFFFF"/>
           </w:tcPr>
           <w:p>
@@ -328,7 +333,7 @@
                 <w:b w:val="0"/>
                 <w:sz w:val="19"/>
               </w:rPr>
-              <w:t>13.389 s (CPU monohilo)</w:t>
+              <w:t>Geometría + Ruta + Rama + Gameplay</w:t>
             </w:r>
           </w:p>
         </w:tc>
@@ -336,7 +341,7 @@
       <w:tr>
         <w:tc>
           <w:tcPr>
-            <w:tcW w:type="dxa" w:w="4680"/>
+            <w:tcW w:type="dxa" w:w="3120"/>
             <w:shd w:fill="E9ECEF"/>
           </w:tcPr>
           <w:p>
@@ -346,16 +351,16 @@
             <w:r>
               <w:rPr>
                 <w:rFonts w:ascii="Calibri" w:hAnsi="Calibri"/>
-                <w:b w:val="0"/>
+                <w:b/>
                 <w:sz w:val="19"/>
               </w:rPr>
-              <w:t>Valor objetivo (Fronteras suelo/pared)</w:t>
+              <w:t>Desglose de variables</w:t>
             </w:r>
           </w:p>
         </w:tc>
         <w:tc>
           <w:tcPr>
-            <w:tcW w:type="dxa" w:w="4680"/>
+            <w:tcW w:type="dxa" w:w="3120"/>
             <w:shd w:fill="FFFFFF"/>
           </w:tcPr>
           <w:p>
@@ -368,34 +373,13 @@
                 <w:b w:val="0"/>
                 <w:sz w:val="19"/>
               </w:rPr>
-              <w:t>22.0 transiciones</w:t>
-            </w:r>
-          </w:p>
-        </w:tc>
-      </w:tr>
-      <w:tr>
-        <w:tc>
-          <w:tcPr>
-            <w:tcW w:type="dxa" w:w="4680"/>
-            <w:shd w:fill="E9ECEF"/>
-          </w:tcPr>
-          <w:p>
-            <w:pPr>
-              <w:jc w:val="left"/>
-            </w:pPr>
-            <w:r>
-              <w:rPr>
-                <w:rFonts w:ascii="Calibri" w:hAnsi="Calibri"/>
-                <w:b w:val="0"/>
-                <w:sz w:val="19"/>
-              </w:rPr>
-              <w:t>Distribución de celdas</w:t>
+              <w:t>Variables principales: 96; auxiliares: 82</w:t>
             </w:r>
           </w:p>
         </w:tc>
         <w:tc>
           <w:tcPr>
-            <w:tcW w:type="dxa" w:w="4680"/>
+            <w:tcW w:type="dxa" w:w="3120"/>
             <w:shd w:fill="FFFFFF"/>
           </w:tcPr>
           <w:p>
@@ -408,7 +392,7 @@
                 <w:b w:val="0"/>
                 <w:sz w:val="19"/>
               </w:rPr>
-              <w:t>28 suelo transitable | 20 obstáculos (5 por zona)</w:t>
+              <w:t>Variables principales: 238; auxiliares: 130</w:t>
             </w:r>
           </w:p>
         </w:tc>
@@ -416,7 +400,7 @@
       <w:tr>
         <w:tc>
           <w:tcPr>
-            <w:tcW w:type="dxa" w:w="4680"/>
+            <w:tcW w:type="dxa" w:w="3120"/>
             <w:shd w:fill="E9ECEF"/>
           </w:tcPr>
           <w:p>
@@ -426,16 +410,16 @@
             <w:r>
               <w:rPr>
                 <w:rFonts w:ascii="Calibri" w:hAnsi="Calibri"/>
-                <w:b w:val="0"/>
+                <w:b/>
                 <w:sz w:val="19"/>
               </w:rPr>
-              <w:t>Longitud ruta principal vs BFS</w:t>
+              <w:t>Variables totales solver</w:t>
             </w:r>
           </w:p>
         </w:tc>
         <w:tc>
           <w:tcPr>
-            <w:tcW w:type="dxa" w:w="4680"/>
+            <w:tcW w:type="dxa" w:w="3120"/>
             <w:shd w:fill="FFFFFF"/>
           </w:tcPr>
           <w:p>
@@ -448,34 +432,13 @@
                 <w:b w:val="0"/>
                 <w:sz w:val="19"/>
               </w:rPr>
-              <w:t>12 movimientos (13 celdas) — Coincidencia exacta con BFS</w:t>
-            </w:r>
-          </w:p>
-        </w:tc>
-      </w:tr>
-      <w:tr>
-        <w:tc>
-          <w:tcPr>
-            <w:tcW w:type="dxa" w:w="4680"/>
-            <w:shd w:fill="E9ECEF"/>
-          </w:tcPr>
-          <w:p>
-            <w:pPr>
-              <w:jc w:val="left"/>
-            </w:pPr>
-            <w:r>
-              <w:rPr>
-                <w:rFonts w:ascii="Calibri" w:hAnsi="Calibri"/>
-                <w:b w:val="0"/>
-                <w:sz w:val="19"/>
-              </w:rPr>
-              <w:t>Componentes conexas de suelo</w:t>
+              <w:t>178 variables</w:t>
             </w:r>
           </w:p>
         </w:tc>
         <w:tc>
           <w:tcPr>
-            <w:tcW w:type="dxa" w:w="4680"/>
+            <w:tcW w:type="dxa" w:w="3120"/>
             <w:shd w:fill="FFFFFF"/>
           </w:tcPr>
           <w:p>
@@ -488,7 +451,184 @@
                 <w:b w:val="0"/>
                 <w:sz w:val="19"/>
               </w:rPr>
-              <w:t>1 única componente (100% navegable, sin salas aisladas)</w:t>
+              <w:t>368 variables</w:t>
+            </w:r>
+          </w:p>
+        </w:tc>
+      </w:tr>
+      <w:tr>
+        <w:tc>
+          <w:tcPr>
+            <w:tcW w:type="dxa" w:w="3120"/>
+            <w:shd w:fill="E9ECEF"/>
+          </w:tcPr>
+          <w:p>
+            <w:pPr>
+              <w:jc w:val="left"/>
+            </w:pPr>
+            <w:r>
+              <w:rPr>
+                <w:rFonts w:ascii="Calibri" w:hAnsi="Calibri"/>
+                <w:b/>
+                <w:sz w:val="19"/>
+              </w:rPr>
+              <w:t>Tiempo de resolución (s)</w:t>
+            </w:r>
+          </w:p>
+        </w:tc>
+        <w:tc>
+          <w:tcPr>
+            <w:tcW w:type="dxa" w:w="3120"/>
+            <w:shd w:fill="FFFFFF"/>
+          </w:tcPr>
+          <w:p>
+            <w:pPr>
+              <w:jc w:val="left"/>
+            </w:pPr>
+            <w:r>
+              <w:rPr>
+                <w:rFonts w:ascii="Calibri" w:hAnsi="Calibri"/>
+                <w:b w:val="0"/>
+                <w:sz w:val="19"/>
+              </w:rPr>
+              <w:t>2.189 s (CPU monohilo)</w:t>
+            </w:r>
+          </w:p>
+        </w:tc>
+        <w:tc>
+          <w:tcPr>
+            <w:tcW w:type="dxa" w:w="3120"/>
+            <w:shd w:fill="FFFFFF"/>
+          </w:tcPr>
+          <w:p>
+            <w:pPr>
+              <w:jc w:val="left"/>
+            </w:pPr>
+            <w:r>
+              <w:rPr>
+                <w:rFonts w:ascii="Calibri" w:hAnsi="Calibri"/>
+                <w:b w:val="0"/>
+                <w:sz w:val="19"/>
+              </w:rPr>
+              <w:t>18.257 s (CPU monohilo)</w:t>
+            </w:r>
+          </w:p>
+        </w:tc>
+      </w:tr>
+      <w:tr>
+        <w:tc>
+          <w:tcPr>
+            <w:tcW w:type="dxa" w:w="3120"/>
+            <w:shd w:fill="E9ECEF"/>
+          </w:tcPr>
+          <w:p>
+            <w:pPr>
+              <w:jc w:val="left"/>
+            </w:pPr>
+            <w:r>
+              <w:rPr>
+                <w:rFonts w:ascii="Calibri" w:hAnsi="Calibri"/>
+                <w:b/>
+                <w:sz w:val="19"/>
+              </w:rPr>
+              <w:t>Fronteras suelo/pared (F)</w:t>
+            </w:r>
+          </w:p>
+        </w:tc>
+        <w:tc>
+          <w:tcPr>
+            <w:tcW w:type="dxa" w:w="3120"/>
+            <w:shd w:fill="FFFFFF"/>
+          </w:tcPr>
+          <w:p>
+            <w:pPr>
+              <w:jc w:val="left"/>
+            </w:pPr>
+            <w:r>
+              <w:rPr>
+                <w:rFonts w:ascii="Calibri" w:hAnsi="Calibri"/>
+                <w:b w:val="0"/>
+                <w:sz w:val="19"/>
+              </w:rPr>
+              <w:t>20 transiciones (Óptimo absoluto)</w:t>
+            </w:r>
+          </w:p>
+        </w:tc>
+        <w:tc>
+          <w:tcPr>
+            <w:tcW w:type="dxa" w:w="3120"/>
+            <w:shd w:fill="FFFFFF"/>
+          </w:tcPr>
+          <w:p>
+            <w:pPr>
+              <w:jc w:val="left"/>
+            </w:pPr>
+            <w:r>
+              <w:rPr>
+                <w:rFonts w:ascii="Calibri" w:hAnsi="Calibri"/>
+                <w:b w:val="0"/>
+                <w:sz w:val="19"/>
+              </w:rPr>
+              <w:t>22 transiciones (Óptimo con gameplay)</w:t>
+            </w:r>
+          </w:p>
+        </w:tc>
+      </w:tr>
+      <w:tr>
+        <w:tc>
+          <w:tcPr>
+            <w:tcW w:type="dxa" w:w="3120"/>
+            <w:shd w:fill="E9ECEF"/>
+          </w:tcPr>
+          <w:p>
+            <w:pPr>
+              <w:jc w:val="left"/>
+            </w:pPr>
+            <w:r>
+              <w:rPr>
+                <w:rFonts w:ascii="Calibri" w:hAnsi="Calibri"/>
+                <w:b/>
+                <w:sz w:val="19"/>
+              </w:rPr>
+              <w:t>Componentes conexas de suelo</w:t>
+            </w:r>
+          </w:p>
+        </w:tc>
+        <w:tc>
+          <w:tcPr>
+            <w:tcW w:type="dxa" w:w="3120"/>
+            <w:shd w:fill="FFFFFF"/>
+          </w:tcPr>
+          <w:p>
+            <w:pPr>
+              <w:jc w:val="left"/>
+            </w:pPr>
+            <w:r>
+              <w:rPr>
+                <w:rFonts w:ascii="Calibri" w:hAnsi="Calibri"/>
+                <w:b w:val="0"/>
+                <w:sz w:val="19"/>
+              </w:rPr>
+              <w:t>1 única componente (100% conexo)</w:t>
+            </w:r>
+          </w:p>
+        </w:tc>
+        <w:tc>
+          <w:tcPr>
+            <w:tcW w:type="dxa" w:w="3120"/>
+            <w:shd w:fill="FFFFFF"/>
+          </w:tcPr>
+          <w:p>
+            <w:pPr>
+              <w:jc w:val="left"/>
+            </w:pPr>
+            <w:r>
+              <w:rPr>
+                <w:rFonts w:ascii="Calibri" w:hAnsi="Calibri"/>
+                <w:b w:val="0"/>
+                <w:sz w:val="19"/>
+              </w:rPr>
+              <w:t>1 única componente (100% conexo)</w:t>
             </w:r>
           </w:p>
         </w:tc>
@@ -501,19 +641,54 @@
     </w:p>
     <w:p>
       <w:pPr>
-        <w:pStyle w:val="Heading1"/>
+        <w:jc w:val="center"/>
       </w:pPr>
       <w:r>
-        <w:t>4. Validación independiente mediante BFS y componentes conexas</w:t>
+        <w:drawing>
+          <wp:inline xmlns:a="http://schemas.openxmlformats.org/drawingml/2006/main" xmlns:pic="http://schemas.openxmlformats.org/drawingml/2006/picture">
+            <wp:extent cx="4754880" cy="2977548"/>
+            <wp:docPr id="1" name="Picture 1"/>
+            <wp:cNvGraphicFramePr>
+              <a:graphicFrameLocks noChangeAspect="1"/>
+            </wp:cNvGraphicFramePr>
+            <a:graphic>
+              <a:graphicData uri="http://schemas.openxmlformats.org/drawingml/2006/picture">
+                <pic:pic>
+                  <pic:nvPicPr>
+                    <pic:cNvPr id="0" name="cpsat_6x8_seed42_20260906_175424.png"/>
+                    <pic:cNvPicPr/>
+                  </pic:nvPicPr>
+                  <pic:blipFill>
+                    <a:blip r:embed="rId9"/>
+                    <a:stretch>
+                      <a:fillRect/>
+                    </a:stretch>
+                  </pic:blipFill>
+                  <pic:spPr>
+                    <a:xfrm>
+                      <a:off x="0" y="0"/>
+                      <a:ext cx="4754880" cy="2977548"/>
+                    </a:xfrm>
+                    <a:prstGeom prst="rect"/>
+                  </pic:spPr>
+                </pic:pic>
+              </a:graphicData>
+            </a:graphic>
+          </wp:inline>
+        </w:drawing>
       </w:r>
     </w:p>
     <w:p>
+      <w:pPr>
+        <w:spacing w:after="280"/>
+        <w:jc w:val="center"/>
+      </w:pPr>
       <w:r>
-        <w:t>Al igual que en el Caso 2, mantengo una separación conceptual estricta entre el generador y el validador. El solver genera el mapa según las restricciones estipuladas, pero una vez fijada la matriz de suelo transitable, un algoritmo independiente de búsqueda en anchura (BFS) analiza el grafo de celdas libres. Este análisis permite responder dos preguntas:</w:t>
-        <w:br/>
-        <w:t>1. ¿Existe un atajo no deseado? El BFS calcula la distancia real más corta entre START y GOAL. En la solución obtenida por CP-SAT v3, el camino más corto tiene exactamente 12 pasos, coincidiendo punto por punto con la ruta del solver.</w:t>
-        <w:br/>
-        <w:t>2. ¿Existen salas huérfanas? Un algoritmo de componentes conexas cuenta cuántos subgrafos disjuntos de suelo existen. El modelo v3 produce exactamente 1 componente conexa, lo que demuestra que todas las celdas de suelo son transitables y forman parte del nivel jugable, sin burbujas de suelo inaccesibles.</w:t>
+        <w:rPr>
+          <w:i/>
+          <w:sz w:val="18"/>
+        </w:rPr>
+        <w:t>Figura 1: Mapa 2D generado por CP-SAT v3 (Matplotlib) mostrando suelo transitable, muros agrupados, ruta principal, bifurcación ciega, trofeos y enemigos secuenciales.</w:t>
       </w:r>
     </w:p>
     <w:p>
@@ -521,32 +696,174 @@
         <w:pStyle w:val="Heading1"/>
       </w:pPr>
       <w:r>
-        <w:t>5. Visualización tridimensional en Blender</w:t>
+        <w:t>4. Visualización tridimensional fotorrealista en Blender</w:t>
       </w:r>
     </w:p>
     <w:p>
       <w:r>
-        <w:t>Una de las premisas fundamentales de este TFM es que la optimización matemática de entornos no debe limitarse a matrices numéricas. Para inspeccionar la calidad espacial y la estética de las soluciones, he desarrollado un flujo desacoplado mediante exportación a formato JSON y reconstrucción procedural en Blender a través de su API Python (bpy).</w:t>
+        <w:t>Para evaluar la calidad arquitectónica y la riqueza espacial de las soluciones optimizadas, he integrado un pipeline de renderizado 3D en Blender 5.2 mediante scripts automatizados en Python (bpy). El nivel se exporta en JSON estructurado y se reconstruye proceduralmente con texturas y geometría de alta fidelidad:</w:t>
       </w:r>
     </w:p>
     <w:p>
       <w:r>
-        <w:t>El script visualizar_caso3_blender.py implementa una estética de mazmorra táctica 3D (dungeon modular) con los siguientes elementos:</w:t>
+        <w:t>• Cantería de muros real: Bloques prismáticos de 2.2 m de altura con material procedural de piedra caliza oscura, relieve micro-superficial (Bump Map 3D con Noise Texture) y biselado físico en las aristas para resaltar el volumen arquitectónico.</w:t>
         <w:br/>
-        <w:t>• Suelo: Losas individuales de piedra oscura (2.0×2.0 m) con separación física de 8 cm y bisel suave para resaltar la cuadrícula.</w:t>
+        <w:t>• Suelo de pizarra: Losas cuadradas de 2.0×2.0 m con juntas físicas de separación de 8 cm, variación aleatoria de reflectividad y rugosidad áspera para evitar superficies planas artificiales.</w:t>
         <w:br/>
-        <w:t>• Muros: Bloques prismáticos elevados (2.2 m de altura) con bisel en las aristas y material rocoso oscuro que proyecta sombras volumétricas.</w:t>
+        <w:t>• Monstruos demoníacos 3D: Enemigos modelados con cuerpo orgánico escamado, cuernos curvados, fauces abiertas con colmillos afilados, alas dorsales y un ojo ciclópeo carmesí con shader de emisión volumétrica.</w:t>
         <w:br/>
-        <w:t>• Portales de energía: START se representa mediante un pedestal metálico con un anillo de energía verde esmeralda emisivo, mientras que GOAL utiliza un portal dorado/ámbar.</w:t>
+        <w:t>• Cofres de tesoro y altares: Recompensas en ruta representadas por arcas de madera noble con refuerzos dorados, remaches y tapa entreabierta con gema flotante radiante. En la rama secreta se erige un altar rúnico con orbe de amatista.</w:t>
         <w:br/>
-        <w:t>• Recompensas: Gemas facetadas flotantes con material de alta transmisión lumínica y emisión brillante (oro para la ruta, amatista púrpura para la sala secreta).</w:t>
+        <w:t>• Portales rúnicos y rutas de neón: Vórtices de inicio (verde esmeralda) y meta (dorado ámbar) acompañados de tubos volumétricos que ilustran el camino principal y las bifurcaciones exploratorias.</w:t>
+      </w:r>
+    </w:p>
+    <w:p>
+      <w:pPr>
+        <w:jc w:val="center"/>
+      </w:pPr>
+      <w:r>
+        <w:drawing>
+          <wp:inline xmlns:a="http://schemas.openxmlformats.org/drawingml/2006/main" xmlns:pic="http://schemas.openxmlformats.org/drawingml/2006/picture">
+            <wp:extent cx="5486400" cy="3086100"/>
+            <wp:docPr id="2" name="Picture 2"/>
+            <wp:cNvGraphicFramePr>
+              <a:graphicFrameLocks noChangeAspect="1"/>
+            </wp:cNvGraphicFramePr>
+            <a:graphic>
+              <a:graphicData uri="http://schemas.openxmlformats.org/drawingml/2006/picture">
+                <pic:pic>
+                  <pic:nvPicPr>
+                    <pic:cNvPr id="0" name="caso3_blender_render_6x8.png"/>
+                    <pic:cNvPicPr/>
+                  </pic:nvPicPr>
+                  <pic:blipFill>
+                    <a:blip r:embed="rId10"/>
+                    <a:stretch>
+                      <a:fillRect/>
+                    </a:stretch>
+                  </pic:blipFill>
+                  <pic:spPr>
+                    <a:xfrm>
+                      <a:off x="0" y="0"/>
+                      <a:ext cx="5486400" cy="3086100"/>
+                    </a:xfrm>
+                    <a:prstGeom prst="rect"/>
+                  </pic:spPr>
+                </pic:pic>
+              </a:graphicData>
+            </a:graphic>
+          </wp:inline>
+        </w:drawing>
+      </w:r>
+    </w:p>
+    <w:p>
+      <w:pPr>
+        <w:spacing w:after="280"/>
+        <w:jc w:val="center"/>
+      </w:pPr>
+      <w:r>
+        <w:rPr>
+          <w:i/>
+          <w:sz w:val="18"/>
+        </w:rPr>
+        <w:t>Figura 2. Ejemplo del nivel completo generado mediante CP-SAT, incluyendo obstáculos, ruta principal, dos enemigos, una recompensa sobre la ruta y una recompensa adicional situada al final de una rama secundaria.</w:t>
+      </w:r>
+    </w:p>
+    <w:p>
+      <w:pPr>
+        <w:pStyle w:val="Heading1"/>
+      </w:pPr>
+      <w:r>
+        <w:t>5. Derivación analítica a priori de multiplicadores de penalización (P &gt; 82)</w:t>
+      </w:r>
+    </w:p>
+    <w:p>
+      <w:r>
+        <w:t>Uno de los aspectos metodológicos más críticos en la formulación de Hamiltonianos QUBO es la calibración de los multiplicadores de penalización P. En muchos trabajos se recurre a ajustes empíricos por ensayo y error o se calibran los pesos conociendo de antemano el óptimo clásico, lo que resta rigor teórico al modelo cuántico. En este trabajo resuelvo esta deficiencia derivando una cota matemática universal a priori basada exclusivamente en la topología del grafo.</w:t>
+      </w:r>
+    </w:p>
+    <w:p>
+      <w:pPr>
+        <w:pStyle w:val="Heading2"/>
+      </w:pPr>
+      <w:r>
+        <w:t>5.1. Demostración formal de la cota superior del objetivo</w:t>
+      </w:r>
+    </w:p>
+    <w:p>
+      <w:r>
+        <w:t>En una cuadrícula cartesiana 2D de dimensiones M = 6 filas y N = 8 columnas, las aristas representan pares de celdas adyacentes ortogonales. El número total de aristas internas |E| se descompone exactamente en aristas horizontales y verticales:</w:t>
         <w:br/>
-        <w:t>• Enemigos: Cúmulos de agujas y pinchos piramidales metálicos con núcleo carmesí amenazante.</w:t>
+        <w:t>• Aristas horizontales: M * (N - 1) = 6 * (8 - 1) = 6 * 7 = 42 aristas.</w:t>
         <w:br/>
-        <w:t>• Rutas de neón: Tubos 3D curvados y beveled que guían visualmente al observador a través del camino principal (cian) y la bifurcación (magenta).</w:t>
+        <w:t>• Aristas verticales: (M - 1) * N = (6 - 1) * 8 = 5 * 8 = 40 aristas.</w:t>
         <w:br/>
-        <w:t>• Iluminación y cámara: Iluminación de estudio de 3 puntos (Key, Fill y Rim light) complementada con luces puntuales locales de apoyo en cada elemento de interés, y una cámara con perspectiva axonométrica isométrica de 50 mm y restricción Track-To apuntando al centro de la escena.</w:t>
+        <w:t>Número total de aristas: |E| = 42 + 40 = 82 aristas.</w:t>
       </w:r>
+    </w:p>
+    <w:p>
+      <w:r>
+        <w:t>Dado que la función objetivo mide las fronteras suelo/muro sumando transiciones booleanas a lo largo de las aristas:</w:t>
+        <w:br/>
+        <w:t>F = sum_{(u,v) in E} |x_u - x_v| con x_u, x_v in {0, 1}</w:t>
+        <w:br/>
+        <w:t>Cada término |x_u - x_v| está acotado en el intervalo [0, 1]. Por consiguiente, el valor del objetivo satisface estrictamente:</w:t>
+        <w:br/>
+        <w:t>0 &lt;= F &lt;= |E| = 82</w:t>
+      </w:r>
+    </w:p>
+    <w:tbl>
+      <w:tblPr>
+        <w:tblW w:type="auto" w:w="0"/>
+        <w:jc w:val="center"/>
+        <w:tblLayout w:type="fixed"/>
+        <w:tblLook w:firstColumn="1" w:firstRow="1" w:lastColumn="0" w:lastRow="0" w:noHBand="0" w:noVBand="1" w:val="04A0"/>
+      </w:tblPr>
+      <w:tblGrid>
+        <w:gridCol w:w="9360"/>
+      </w:tblGrid>
+      <w:tr>
+        <w:tc>
+          <w:tcPr>
+            <w:tcW w:type="dxa" w:w="9360"/>
+            <w:shd w:fill="F0F4F8"/>
+            <w:tcBorders>
+              <w:left w:val="single" w:sz="24" w:space="0" w:color="1B4965"/>
+              <w:top w:val="none"/>
+              <w:right w:val="none"/>
+              <w:bottom w:val="none"/>
+            </w:tcBorders>
+          </w:tcPr>
+          <w:p>
+            <w:pPr>
+              <w:spacing w:before="80" w:after="80"/>
+            </w:pPr>
+            <w:r>
+              <w:rPr>
+                <w:rFonts w:ascii="Calibri" w:hAnsi="Calibri"/>
+                <w:b/>
+                <w:color w:val="1B4965"/>
+                <w:sz w:val="20"/>
+              </w:rPr>
+              <w:t>[GARANTÍA MATEMÁTICA A PRIORI]</w:t>
+              <w:br/>
+            </w:r>
+            <w:r>
+              <w:rPr>
+                <w:rFonts w:ascii="Calibri" w:hAnsi="Calibri"/>
+                <w:color w:val="2B2D42"/>
+                <w:sz w:val="19"/>
+              </w:rPr>
+              <w:t>Teorema de dominancia de penalizaciones a priori: Si fijamos un multiplicador de penalización P &gt; 82 (por ejemplo, P = 100), se garantiza analíticamente que la violación de cualquier restricción dura incrementará la energía en al menos P &gt;= 100, siendo energéticamente superior (penalizada) a cualquier configuración factible. Como el objetivo de fronteras nunca puede superar F = 82, el ground state del sistema nunca sacrificará una restricción para reducir fronteras, garantizando la viabilidad a priori sin necesidad de calibración ad-hoc.</w:t>
+            </w:r>
+          </w:p>
+        </w:tc>
+      </w:tr>
+    </w:tbl>
+    <w:p>
+      <w:pPr>
+        <w:spacing w:after="120"/>
+      </w:pPr>
     </w:p>
     <w:p>
       <w:pPr>
@@ -558,31 +875,33 @@
     </w:p>
     <w:p>
       <w:r>
-        <w:t>Una vez validado el baseline clásico, traduzco el problema al paradigma de optimización cuadrática binaria sin restricciones (QUBO). En esta primera formulación adopto un enfoque desacoplado: el modelo cuántico resuelve la geometría del nivel (decisión de suelo vs muro) optimizando la coherencia espacial y el balance de zonas, mientras que la conectividad se evalúa a posteriori mediante algoritmos clásicos.</w:t>
+        <w:t>Bajo el paradigma QUBO, las decisiones se codifican mediante variables binarias x_i in {0, 1}. En el modelo desacoplado, el sistema cuántico se enfoca exclusivamente en generar una geometría balanceada y estéticamente coherente, delegando la verificación de ruta a un filtro clásico. El Hamiltoniano total se expresa como:</w:t>
+        <w:br/>
+        <w:t>H_desacoplado = H_fronteras + P * H_zonas + P * H_start_goal</w:t>
       </w:r>
     </w:p>
     <w:p>
       <w:r>
-        <w:t>Defino una variable binaria x_c in {0, 1} por cada celda de la cuadrícula (48 variables en total). El Hamiltoniano total se compone de tres términos:</w:t>
+        <w:t>1. Término de coherencia espacial tipo Ising:</w:t>
         <w:br/>
-        <w:t>H_QUBO = H_frontera + P_zona * H_zonas + P_sg * H_start_goal</w:t>
+        <w:t xml:space="preserve">   Para variables booleanas {0, 1}, la distancia |x_u - x_v| se formula exactamente como el polinomio cuadrático:</w:t>
+        <w:br/>
+        <w:t xml:space="preserve">   |x_u - x_v| = x_u + x_v - 2 * x_u * x_v</w:t>
+        <w:br/>
+        <w:t xml:space="preserve">   No requiere variables auxiliares y suma 1 si las celdas difieren y 0 si coinciden.</w:t>
+        <w:br/>
+        <w:t>2. Balance de obstáculos por zona (S = 7 suelos en 12 celdas con P = 100):</w:t>
+        <w:br/>
+        <w:t xml:space="preserve">   P * (sum_{i in Z} x_i - 7)^2 = 100 * [ -13 * sum_{i in Z} x_i + 2 * sum_{i &lt; j in Z} x_i * x_j + 49 ]</w:t>
+        <w:br/>
+        <w:t>3. Puntos fijos START y GOAL:</w:t>
+        <w:br/>
+        <w:t xml:space="preserve">   P * [ (1 - x_START) + (1 - x_GOAL) ] = 100 * (1 - x_0) + 100 * (1 - x_47)</w:t>
       </w:r>
     </w:p>
     <w:p>
       <w:r>
-        <w:t>1. Coherencia espacial (Ising nativo): Para cada arista del grafo de adyacencia (u, v):</w:t>
-        <w:br/>
-        <w:t xml:space="preserve">   H_frontera = sum_{(u,v) in E} (x_u + x_v - 2 * x_u * x_v)</w:t>
-        <w:br/>
-        <w:t xml:space="preserve">   Nótese que si x_u = x_v, el término vale 0; si difieren, vale 1. ¡Es una formulación nativa exacta que no requiere variables auxiliares de holgura!</w:t>
-        <w:br/>
-        <w:t>2. Balance de obstáculos por zona: Cada una de las cuatro zonas 3×4 contiene 12 celdas y debe albergar exactamente 7 casillas de suelo:</w:t>
-        <w:br/>
-        <w:t xml:space="preserve">   H_zonas = sum_{Z} (sum_{c in Z} x_c - 7)^2 = sum_{Z} [-13 * sum_{i in Z} x_i + 2 * sum_{i &lt; j in Z} x_i * x_j + 49]</w:t>
-        <w:br/>
-        <w:t>3. Puntos fijos START y GOAL:</w:t>
-        <w:br/>
-        <w:t xml:space="preserve">   H_start_goal = (1 - x_START)^2 + (1 - x_GOAL)^2 = (1 - x_START) + (1 - x_GOAL)</w:t>
+        <w:t>Esta formulación utiliza exactamente 48 variables binarias y 278 términos cuadráticos. Es extraordinariamente compacta y se embebe con gran facilidad en arquitecturas de Quantum Annealing.</w:t>
       </w:r>
     </w:p>
     <w:p>
@@ -590,12 +909,12 @@
         <w:pStyle w:val="Heading1"/>
       </w:pPr>
       <w:r>
-        <w:t>7. Evaluación experimental con Simulated Annealing</w:t>
+        <w:t>7. Segunda formulación QUBO: Modelo Integrado (96 variables) y Validación de Ruta</w:t>
       </w:r>
     </w:p>
     <w:p>
       <w:r>
-        <w:t>Para muestrear el espacio de energía del QUBO desacoplado utilizo Simulated Annealing (dwave-samplers) con 100 reads y 1.000 sweeps de enfriamiento. Con una calibración de pesos de P_frontera = 1.0, P_zona = 12.0 y P_sg = 50.0, el algoritmo encuentra en tan solo 0.093 segundos una solución con 26 transiciones de frontera (muy próxima al óptimo de CP-SAT de 22) y con un 100% de cumplimiento estricto de las 5 paredes por zona.</w:t>
+        <w:t>La limitación del modelo desacoplado es que la geometría generada no garantiza la existencia de un camino libre hacia la meta. Para forzar la navegabilidad dentro del propio operador Hamiltoniano, incorporo variables de ruta q_{t,c} in {0, 1}, donde q_{t,c} = 1 indica que el paso t de la ruta (t in [0..12]) transita por la celda c.</w:t>
       </w:r>
     </w:p>
     <w:p>
@@ -603,12 +922,211 @@
         <w:pStyle w:val="Heading2"/>
       </w:pPr>
       <w:r>
-        <w:t>7.1. Estudio de robustez estocástica a través de 20 semillas</w:t>
+        <w:t>7.1. Poda geométrica de Manhattan para contención del espacio cuántico</w:t>
       </w:r>
     </w:p>
     <w:p>
       <w:r>
-        <w:t>Para evitar conclusiones basadas en ejecuciones afortunadas, replico el análisis de robustez con 20 semillas aleatorias independientes. Los resultados estadísticos son concluyentes:</w:t>
+        <w:t>Si creáramos una variable q_{t,c} para cada celda c en cada instante t, necesitaríamos 13 * 48 = 624 variables binarias, lo que desbordaría la capacidad de los procesadores cuánticos actuales. Para evitarlo, aplico una poda geométrica rigurosa basada en conos de accesibilidad de Manhattan:</w:t>
+        <w:br/>
+        <w:t>Una celda c = (r, c) solo puede ser visitada en el paso t si:</w:t>
+        <w:br/>
+        <w:t>dist(START, c) &lt;= t   y   dist(c, GOAL) &lt;= (12 - t)</w:t>
+        <w:br/>
+        <w:t>Para una cuadrícula 6×8 con camino mínimo de 12 movimientos (13 celdas), los conos reducen los candidatos temporales a exactamente 48 variables podadas q_{t,c} (excluyendo START y GOAL fijados). Así, el modelo integrado consta de exactamente:</w:t>
+        <w:br/>
+        <w:t>48 variables de celda x_c + 48 variables de ruta q_{t,c} = 96 variables binarias totales.</w:t>
+      </w:r>
+    </w:p>
+    <w:p>
+      <w:pPr>
+        <w:pStyle w:val="Heading2"/>
+      </w:pPr>
+      <w:r>
+        <w:t>7.2. Restricciones del camino integradas en el Hamiltoniano</w:t>
+      </w:r>
+    </w:p>
+    <w:p>
+      <w:r>
+        <w:t>El Hamiltoniano integrado incorpora tres penalizaciones cuadráticas con P = 100:</w:t>
+        <w:br/>
+        <w:t>1. Unicidad de posición en cada paso temporal: P * sum_{t=1}^{11} (sum_{c in Cand_t} q_{t,c} - 1)^2.</w:t>
+        <w:br/>
+        <w:t>2. Continuidad espacial ortogonal: penalización P * q_{t, a} * q_{t+1, b} para todo par (a, b) tal que dist_Manhattan(a, b) != 1.</w:t>
+        <w:br/>
+        <w:t>3. Compatibilidad con el terreno (la ruta solo pisa suelo transitable): P * q_{t, c} * (1 - x_c) = P * q_{t, c} - P * q_{t, c} * x_c.</w:t>
+      </w:r>
+    </w:p>
+    <w:p>
+      <w:pPr>
+        <w:pStyle w:val="Heading2"/>
+      </w:pPr>
+      <w:r>
+        <w:t>7.3. Validación rigurosa de variables q vs. BFS</w:t>
+      </w:r>
+    </w:p>
+    <w:p>
+      <w:r>
+        <w:t>Una aportación metodológica crucial de esta memoria es la distinción entre navegabilidad de la matriz x mediante BFS y validación interna de las variables de ruta q del QUBO. Un algoritmo BFS tradicional aplicado a x certifica que existe un camino topológico libre entre START y GOAL, pero NO garantiza que las variables q obtenidas por el muestreador cuántico hayan satisfecho todas las penalizaciones sin rupturas. Por ello, implemento la función validar_ruta_qubo() que comprueba:</w:t>
+        <w:br/>
+        <w:t>a) Que exista exactamente un q_{t,c} = 1 por cada paso t.</w:t>
+        <w:br/>
+        <w:t>b) Que cada paso consecutivo sea adyacente en el grafo ortogonal.</w:t>
+        <w:br/>
+        <w:t>c) Que para cada celda visitada por la ruta se cumpla estrictamente x_c = 1.</w:t>
+        <w:br/>
+        <w:t>Los resultados demuestran que el QUBO integrado alcanza un 93.6% de cumplimiento simultáneo de ruta q válida y zonas correctas.</w:t>
+      </w:r>
+    </w:p>
+    <w:p>
+      <w:pPr>
+        <w:jc w:val="center"/>
+      </w:pPr>
+      <w:r>
+        <w:drawing>
+          <wp:inline xmlns:a="http://schemas.openxmlformats.org/drawingml/2006/main" xmlns:pic="http://schemas.openxmlformats.org/drawingml/2006/picture">
+            <wp:extent cx="5486400" cy="3086100"/>
+            <wp:docPr id="3" name="Picture 3"/>
+            <wp:cNvGraphicFramePr>
+              <a:graphicFrameLocks noChangeAspect="1"/>
+            </wp:cNvGraphicFramePr>
+            <a:graphic>
+              <a:graphicData uri="http://schemas.openxmlformats.org/drawingml/2006/picture">
+                <pic:pic>
+                  <pic:nvPicPr>
+                    <pic:cNvPr id="0" name="caso3_blender_qubo_render_6x8.png"/>
+                    <pic:cNvPicPr/>
+                  </pic:nvPicPr>
+                  <pic:blipFill>
+                    <a:blip r:embed="rId11"/>
+                    <a:stretch>
+                      <a:fillRect/>
+                    </a:stretch>
+                  </pic:blipFill>
+                  <pic:spPr>
+                    <a:xfrm>
+                      <a:off x="0" y="0"/>
+                      <a:ext cx="5486400" cy="3086100"/>
+                    </a:xfrm>
+                    <a:prstGeom prst="rect"/>
+                  </pic:spPr>
+                </pic:pic>
+              </a:graphicData>
+            </a:graphic>
+          </wp:inline>
+        </w:drawing>
+      </w:r>
+    </w:p>
+    <w:p>
+      <w:pPr>
+        <w:spacing w:after="200"/>
+        <w:jc w:val="center"/>
+      </w:pPr>
+      <w:r>
+        <w:rPr>
+          <w:i/>
+          <w:sz w:val="18"/>
+        </w:rPr>
+        <w:t>Figura 3. Ejemplo de una solución válida del modelo QUBO integrado obtenida mediante Simulated Annealing. La visualización representa la geometría generada y la ruta q de 12 movimientos entre START y GOAL; los elementos adicionales de gameplay no forman parte del modelo QUBO core.</w:t>
+      </w:r>
+    </w:p>
+    <w:tbl>
+      <w:tblPr>
+        <w:tblW w:type="auto" w:w="0"/>
+        <w:jc w:val="center"/>
+        <w:tblLayout w:type="fixed"/>
+        <w:tblLook w:firstColumn="1" w:firstRow="1" w:lastColumn="0" w:lastRow="0" w:noHBand="0" w:noVBand="1" w:val="04A0"/>
+      </w:tblPr>
+      <w:tblGrid>
+        <w:gridCol w:w="9360"/>
+      </w:tblGrid>
+      <w:tr>
+        <w:tc>
+          <w:tcPr>
+            <w:tcW w:type="dxa" w:w="9360"/>
+            <w:shd w:fill="F0F4F8"/>
+            <w:tcBorders>
+              <w:left w:val="single" w:sz="24" w:space="0" w:color="1B4965"/>
+              <w:top w:val="none"/>
+              <w:right w:val="none"/>
+              <w:bottom w:val="none"/>
+            </w:tcBorders>
+          </w:tcPr>
+          <w:p>
+            <w:pPr>
+              <w:spacing w:before="80" w:after="80"/>
+            </w:pPr>
+            <w:r>
+              <w:rPr>
+                <w:rFonts w:ascii="Calibri" w:hAnsi="Calibri"/>
+                <w:b/>
+                <w:color w:val="1B4965"/>
+                <w:sz w:val="20"/>
+              </w:rPr>
+              <w:t>[DISTINCIÓN VISUAL: DEMOSTRADOR GAMEPLAY VS. MODELO CUÁNTICO CORE]</w:t>
+              <w:br/>
+            </w:r>
+            <w:r>
+              <w:rPr>
+                <w:rFonts w:ascii="Calibri" w:hAnsi="Calibri"/>
+                <w:color w:val="2B2D42"/>
+                <w:sz w:val="19"/>
+              </w:rPr>
+              <w:t>Aviso metodológico sobre la comparación visual: Las Figuras 2 y 3 NO representan una comparativa visual directa del mismo alcance de problema. La Figura 2 demuestra la capacidad expresiva del generador final clásico (CP-SAT v3) integrando bifurcaciones ciegas y actores lúdicos completos (monstruos y cofres). Por su parte, la Figura 3 ilustra la solución al problema fundamental cuántico de síntesis geométrica con ruta navegable (modelo Core), evitando inflar innecesariamente el Hamiltoniano con variables de gameplay que no forman parte del núcleo de conectividad.</w:t>
+            </w:r>
+          </w:p>
+        </w:tc>
+      </w:tr>
+    </w:tbl>
+    <w:p>
+      <w:pPr>
+        <w:spacing w:after="120"/>
+      </w:pPr>
+    </w:p>
+    <w:p>
+      <w:pPr>
+        <w:pStyle w:val="Heading1"/>
+      </w:pPr>
+      <w:r>
+        <w:t>8. Evaluación experimental: robustez en 20 semillas y Time To Solution (TTS)</w:t>
+      </w:r>
+    </w:p>
+    <w:p>
+      <w:r>
+        <w:t>Para evaluar empíricamente ambas formulaciones bajo condiciones estrictamente comparables, se utilizó Simulated Annealing (dwave-samplers) con 100 lecturas (reads), 1.500 sweeps de enfriamiento y la penalización teórica P = 100.0, repitiendo el experimento en las mismas 20 semillas aleatorias independientes para ambos modelos QUBO.</w:t>
+      </w:r>
+    </w:p>
+    <w:p>
+      <w:pPr>
+        <w:pStyle w:val="Heading2"/>
+      </w:pPr>
+      <w:r>
+        <w:t>8.1. Definición formal de Time To Solution (TTS_99)</w:t>
+      </w:r>
+    </w:p>
+    <w:p>
+      <w:r>
+        <w:t>El Time To Solution es la métrica estándar en computación cuántica y optimización heurística para cuantificar el tiempo esperado de cómputo necesario para obtener al menos una solución óptima válida con una probabilidad de certeza del 99%:</w:t>
+        <w:br/>
+        <w:t>TTS_99 = t_read * [ ln(1 - 0.99) / ln(1 - p_éxito) ]</w:t>
+        <w:br/>
+        <w:t>donde t_read es el tiempo medio de muestreo por lectura en CPU clásica (tiempo total / número de reads) y p_éxito es la probabilidad de que una lectura aleatoria satisfaga simultáneamente todas las restricciones duras del problema.</w:t>
+        <w:br/>
+        <w:br/>
+        <w:t>Es fundamental precisar que el valor obtenido corresponde a una estimación empírica de TTS en CPU clásica mediante Simulated Annealing, calculada a partir del tiempo de muestreo por lectura y la tasa observada. No representa el tiempo de ciclo físico de un procesador cuántico (QPU).</w:t>
+      </w:r>
+    </w:p>
+    <w:p>
+      <w:pPr>
+        <w:pStyle w:val="Heading2"/>
+      </w:pPr>
+      <w:r>
+        <w:t>8.2. Mínimo de energía vs. Mejor muestra válida</w:t>
+      </w:r>
+    </w:p>
+    <w:p>
+      <w:r>
+        <w:t>Un fenómeno de gran interés científico es la divergencia entre la muestra de menor energía bruta y la mejor muestra válida. En el QUBO desacoplado, la muestra de mínima energía obtiene 31.80 fronteras pero a menudo bloquea el camino (inviable), mientras que la mejor muestra válida requiere 34.55 fronteras para permitir la ruta de 12 movimientos. En cambio, en el QUBO integrado, gracias a las 48 variables de ruta q y al acoplamiento de compatibilidad con el suelo, la muestra de mínima energía coincide con la mejor muestra válida (29.25 fronteras) en la totalidad de las 20 semillas ensayadas.</w:t>
       </w:r>
     </w:p>
     <w:tbl>
@@ -618,13 +1136,14 @@
         <w:tblLook w:firstColumn="1" w:firstRow="1" w:lastColumn="0" w:lastRow="0" w:noHBand="0" w:noVBand="1" w:val="04A0"/>
       </w:tblPr>
       <w:tblGrid>
-        <w:gridCol w:w="4680"/>
-        <w:gridCol w:w="4680"/>
+        <w:gridCol w:w="3120"/>
+        <w:gridCol w:w="3120"/>
+        <w:gridCol w:w="3120"/>
       </w:tblGrid>
       <w:tr>
         <w:tc>
           <w:tcPr>
-            <w:tcW w:type="dxa" w:w="4680"/>
+            <w:tcW w:type="dxa" w:w="3120"/>
             <w:shd w:fill="1B4965"/>
           </w:tcPr>
           <w:p>
@@ -644,7 +1163,7 @@
         </w:tc>
         <w:tc>
           <w:tcPr>
-            <w:tcW w:type="dxa" w:w="4680"/>
+            <w:tcW w:type="dxa" w:w="3120"/>
             <w:shd w:fill="1B4965"/>
           </w:tcPr>
           <w:p>
@@ -658,7 +1177,27 @@
                 <w:color w:val="FFFFFF"/>
                 <w:sz w:val="19"/>
               </w:rPr>
-              <w:t>Resultado Agregado</w:t>
+              <w:t>QUBO Desacoplado (48 vars)</w:t>
+            </w:r>
+          </w:p>
+        </w:tc>
+        <w:tc>
+          <w:tcPr>
+            <w:tcW w:type="dxa" w:w="3120"/>
+            <w:shd w:fill="1B4965"/>
+          </w:tcPr>
+          <w:p>
+            <w:pPr>
+              <w:jc w:val="left"/>
+            </w:pPr>
+            <w:r>
+              <w:rPr>
+                <w:rFonts w:ascii="Calibri" w:hAnsi="Calibri"/>
+                <w:b/>
+                <w:color w:val="FFFFFF"/>
+                <w:sz w:val="19"/>
+              </w:rPr>
+              <w:t>QUBO Integrado (96 vars)</w:t>
             </w:r>
           </w:p>
         </w:tc>
@@ -666,7 +1205,7 @@
       <w:tr>
         <w:tc>
           <w:tcPr>
-            <w:tcW w:type="dxa" w:w="4680"/>
+            <w:tcW w:type="dxa" w:w="3120"/>
             <w:shd w:fill="E9ECEF"/>
           </w:tcPr>
           <w:p>
@@ -676,16 +1215,16 @@
             <w:r>
               <w:rPr>
                 <w:rFonts w:ascii="Calibri" w:hAnsi="Calibri"/>
-                <w:b w:val="0"/>
+                <w:b/>
                 <w:sz w:val="19"/>
               </w:rPr>
-              <w:t>Tasa media de cumplimiento de zonas</w:t>
+              <w:t>Restricción de zonas en solución válida</w:t>
             </w:r>
           </w:p>
         </w:tc>
         <w:tc>
           <w:tcPr>
-            <w:tcW w:type="dxa" w:w="4680"/>
+            <w:tcW w:type="dxa" w:w="3120"/>
             <w:shd w:fill="FFFFFF"/>
           </w:tcPr>
           <w:p>
@@ -698,34 +1237,13 @@
                 <w:b w:val="0"/>
                 <w:sz w:val="19"/>
               </w:rPr>
-              <w:t>100.0% (En todas las muestras se satisfacen exactamente los 5 muros/zona)</w:t>
-            </w:r>
-          </w:p>
-        </w:tc>
-      </w:tr>
-      <w:tr>
-        <w:tc>
-          <w:tcPr>
-            <w:tcW w:type="dxa" w:w="4680"/>
-            <w:shd w:fill="E9ECEF"/>
-          </w:tcPr>
-          <w:p>
-            <w:pPr>
-              <w:jc w:val="left"/>
-            </w:pPr>
-            <w:r>
-              <w:rPr>
-                <w:rFonts w:ascii="Calibri" w:hAnsi="Calibri"/>
-                <w:b w:val="0"/>
-                <w:sz w:val="19"/>
-              </w:rPr>
-              <w:t>Fronteras de la mejor muestra (Ising)</w:t>
+              <w:t>Satisfecha (5 muros por zona)</w:t>
             </w:r>
           </w:p>
         </w:tc>
         <w:tc>
           <w:tcPr>
-            <w:tcW w:type="dxa" w:w="4680"/>
+            <w:tcW w:type="dxa" w:w="3120"/>
             <w:shd w:fill="FFFFFF"/>
           </w:tcPr>
           <w:p>
@@ -738,7 +1256,7 @@
                 <w:b w:val="0"/>
                 <w:sz w:val="19"/>
               </w:rPr>
-              <w:t>25.55 ± 2.11 transiciones (Mínimo absoluto: 21, Máximo: 28)</w:t>
+              <w:t>Satisfecha (5 muros por zona)</w:t>
             </w:r>
           </w:p>
         </w:tc>
@@ -746,7 +1264,7 @@
       <w:tr>
         <w:tc>
           <w:tcPr>
-            <w:tcW w:type="dxa" w:w="4680"/>
+            <w:tcW w:type="dxa" w:w="3120"/>
             <w:shd w:fill="E9ECEF"/>
           </w:tcPr>
           <w:p>
@@ -756,16 +1274,16 @@
             <w:r>
               <w:rPr>
                 <w:rFonts w:ascii="Calibri" w:hAnsi="Calibri"/>
-                <w:b w:val="0"/>
+                <w:b/>
                 <w:sz w:val="19"/>
               </w:rPr>
-              <w:t>Tasa de muestras navegables generadas (BFS)</w:t>
+              <w:t>Tasa media de éxito / ruta válida</w:t>
             </w:r>
           </w:p>
         </w:tc>
         <w:tc>
           <w:tcPr>
-            <w:tcW w:type="dxa" w:w="4680"/>
+            <w:tcW w:type="dxa" w:w="3120"/>
             <w:shd w:fill="FFFFFF"/>
           </w:tcPr>
           <w:p>
@@ -778,34 +1296,13 @@
                 <w:b w:val="0"/>
                 <w:sz w:val="19"/>
               </w:rPr>
-              <w:t>18.6% de todas las muestras contienen una ruta válida START-&gt;GOAL</w:t>
-            </w:r>
-          </w:p>
-        </w:tc>
-      </w:tr>
-      <w:tr>
-        <w:tc>
-          <w:tcPr>
-            <w:tcW w:type="dxa" w:w="4680"/>
-            <w:shd w:fill="E9ECEF"/>
-          </w:tcPr>
-          <w:p>
-            <w:pPr>
-              <w:jc w:val="left"/>
-            </w:pPr>
-            <w:r>
-              <w:rPr>
-                <w:rFonts w:ascii="Calibri" w:hAnsi="Calibri"/>
-                <w:b w:val="0"/>
-                <w:sz w:val="19"/>
-              </w:rPr>
-              <w:t>Semillas con mejor muestra navegable</w:t>
+              <w:t>8.30% ± 2.51% (Filtro BFS)</w:t>
             </w:r>
           </w:p>
         </w:tc>
         <w:tc>
           <w:tcPr>
-            <w:tcW w:type="dxa" w:w="4680"/>
+            <w:tcW w:type="dxa" w:w="3120"/>
             <w:shd w:fill="FFFFFF"/>
           </w:tcPr>
           <w:p>
@@ -818,7 +1315,7 @@
                 <w:b w:val="0"/>
                 <w:sz w:val="19"/>
               </w:rPr>
-              <w:t>25.0% de las semillas encuentran una ruta mínima de 12 pasos como mejor solución</w:t>
+              <w:t>93.60% ± 2.35% (Ruta q válida)</w:t>
             </w:r>
           </w:p>
         </w:tc>
@@ -826,7 +1323,7 @@
       <w:tr>
         <w:tc>
           <w:tcPr>
-            <w:tcW w:type="dxa" w:w="4680"/>
+            <w:tcW w:type="dxa" w:w="3120"/>
             <w:shd w:fill="E9ECEF"/>
           </w:tcPr>
           <w:p>
@@ -836,16 +1333,16 @@
             <w:r>
               <w:rPr>
                 <w:rFonts w:ascii="Calibri" w:hAnsi="Calibri"/>
-                <w:b w:val="0"/>
+                <w:b/>
                 <w:sz w:val="19"/>
               </w:rPr>
-              <w:t>Tiempo medio de ejecución por semilla</w:t>
+              <w:t>Semillas con ≥1 muestra válida</w:t>
             </w:r>
           </w:p>
         </w:tc>
         <w:tc>
           <w:tcPr>
-            <w:tcW w:type="dxa" w:w="4680"/>
+            <w:tcW w:type="dxa" w:w="3120"/>
             <w:shd w:fill="FFFFFF"/>
           </w:tcPr>
           <w:p>
@@ -858,7 +1355,321 @@
                 <w:b w:val="0"/>
                 <w:sz w:val="19"/>
               </w:rPr>
-              <w:t>0.0902 segundos (Total de las 20 ejecuciones: 1.80 s)</w:t>
+              <w:t>100.0% (20/20 semillas)</w:t>
+            </w:r>
+          </w:p>
+        </w:tc>
+        <w:tc>
+          <w:tcPr>
+            <w:tcW w:type="dxa" w:w="3120"/>
+            <w:shd w:fill="FFFFFF"/>
+          </w:tcPr>
+          <w:p>
+            <w:pPr>
+              <w:jc w:val="left"/>
+            </w:pPr>
+            <w:r>
+              <w:rPr>
+                <w:rFonts w:ascii="Calibri" w:hAnsi="Calibri"/>
+                <w:b w:val="0"/>
+                <w:sz w:val="19"/>
+              </w:rPr>
+              <w:t>100.0% (20/20 semillas)</w:t>
+            </w:r>
+          </w:p>
+        </w:tc>
+      </w:tr>
+      <w:tr>
+        <w:tc>
+          <w:tcPr>
+            <w:tcW w:type="dxa" w:w="3120"/>
+            <w:shd w:fill="E9ECEF"/>
+          </w:tcPr>
+          <w:p>
+            <w:pPr>
+              <w:jc w:val="left"/>
+            </w:pPr>
+            <w:r>
+              <w:rPr>
+                <w:rFonts w:ascii="Calibri" w:hAnsi="Calibri"/>
+                <w:b/>
+                <w:sz w:val="19"/>
+              </w:rPr>
+              <w:t>Fronteras de la mejor solución válida</w:t>
+            </w:r>
+          </w:p>
+        </w:tc>
+        <w:tc>
+          <w:tcPr>
+            <w:tcW w:type="dxa" w:w="3120"/>
+            <w:shd w:fill="FFFFFF"/>
+          </w:tcPr>
+          <w:p>
+            <w:pPr>
+              <w:jc w:val="left"/>
+            </w:pPr>
+            <w:r>
+              <w:rPr>
+                <w:rFonts w:ascii="Calibri" w:hAnsi="Calibri"/>
+                <w:b w:val="0"/>
+                <w:sz w:val="19"/>
+              </w:rPr>
+              <w:t>34.55 ± 2.13 (rango: 29-39)</w:t>
+            </w:r>
+          </w:p>
+        </w:tc>
+        <w:tc>
+          <w:tcPr>
+            <w:tcW w:type="dxa" w:w="3120"/>
+            <w:shd w:fill="FFFFFF"/>
+          </w:tcPr>
+          <w:p>
+            <w:pPr>
+              <w:jc w:val="left"/>
+            </w:pPr>
+            <w:r>
+              <w:rPr>
+                <w:rFonts w:ascii="Calibri" w:hAnsi="Calibri"/>
+                <w:b w:val="0"/>
+                <w:sz w:val="19"/>
+              </w:rPr>
+              <w:t>29.25 ± 2.14 (rango: 23-32)</w:t>
+            </w:r>
+          </w:p>
+        </w:tc>
+      </w:tr>
+      <w:tr>
+        <w:tc>
+          <w:tcPr>
+            <w:tcW w:type="dxa" w:w="3120"/>
+            <w:shd w:fill="E9ECEF"/>
+          </w:tcPr>
+          <w:p>
+            <w:pPr>
+              <w:jc w:val="left"/>
+            </w:pPr>
+            <w:r>
+              <w:rPr>
+                <w:rFonts w:ascii="Calibri" w:hAnsi="Calibri"/>
+                <w:b/>
+                <w:sz w:val="19"/>
+              </w:rPr>
+              <w:t>Fronteras de muestra de menor energía</w:t>
+            </w:r>
+          </w:p>
+        </w:tc>
+        <w:tc>
+          <w:tcPr>
+            <w:tcW w:type="dxa" w:w="3120"/>
+            <w:shd w:fill="FFFFFF"/>
+          </w:tcPr>
+          <w:p>
+            <w:pPr>
+              <w:jc w:val="left"/>
+            </w:pPr>
+            <w:r>
+              <w:rPr>
+                <w:rFonts w:ascii="Calibri" w:hAnsi="Calibri"/>
+                <w:b w:val="0"/>
+                <w:sz w:val="19"/>
+              </w:rPr>
+              <w:t>31.80 ± 1.86</w:t>
+            </w:r>
+          </w:p>
+        </w:tc>
+        <w:tc>
+          <w:tcPr>
+            <w:tcW w:type="dxa" w:w="3120"/>
+            <w:shd w:fill="FFFFFF"/>
+          </w:tcPr>
+          <w:p>
+            <w:pPr>
+              <w:jc w:val="left"/>
+            </w:pPr>
+            <w:r>
+              <w:rPr>
+                <w:rFonts w:ascii="Calibri" w:hAnsi="Calibri"/>
+                <w:b w:val="0"/>
+                <w:sz w:val="19"/>
+              </w:rPr>
+              <w:t>29.25 ± 2.14</w:t>
+            </w:r>
+          </w:p>
+        </w:tc>
+      </w:tr>
+      <w:tr>
+        <w:tc>
+          <w:tcPr>
+            <w:tcW w:type="dxa" w:w="3120"/>
+            <w:shd w:fill="E9ECEF"/>
+          </w:tcPr>
+          <w:p>
+            <w:pPr>
+              <w:jc w:val="left"/>
+            </w:pPr>
+            <w:r>
+              <w:rPr>
+                <w:rFonts w:ascii="Calibri" w:hAnsi="Calibri"/>
+                <w:b/>
+                <w:sz w:val="19"/>
+              </w:rPr>
+              <w:t>Estimación empírica TTS_99 en CPU</w:t>
+            </w:r>
+          </w:p>
+        </w:tc>
+        <w:tc>
+          <w:tcPr>
+            <w:tcW w:type="dxa" w:w="3120"/>
+            <w:shd w:fill="FFFFFF"/>
+          </w:tcPr>
+          <w:p>
+            <w:pPr>
+              <w:jc w:val="left"/>
+            </w:pPr>
+            <w:r>
+              <w:rPr>
+                <w:rFonts w:ascii="Calibri" w:hAnsi="Calibri"/>
+                <w:b w:val="0"/>
+                <w:sz w:val="19"/>
+              </w:rPr>
+              <w:t>63.47 ± 28.29 ms</w:t>
+            </w:r>
+          </w:p>
+        </w:tc>
+        <w:tc>
+          <w:tcPr>
+            <w:tcW w:type="dxa" w:w="3120"/>
+            <w:shd w:fill="FFFFFF"/>
+          </w:tcPr>
+          <w:p>
+            <w:pPr>
+              <w:jc w:val="left"/>
+            </w:pPr>
+            <w:r>
+              <w:rPr>
+                <w:rFonts w:ascii="Calibri" w:hAnsi="Calibri"/>
+                <w:b w:val="0"/>
+                <w:sz w:val="19"/>
+              </w:rPr>
+              <w:t>4.39 ms aprox. (4.39 ± 0.60 ms)</w:t>
+            </w:r>
+          </w:p>
+        </w:tc>
+      </w:tr>
+      <w:tr>
+        <w:tc>
+          <w:tcPr>
+            <w:tcW w:type="dxa" w:w="3120"/>
+            <w:shd w:fill="E9ECEF"/>
+          </w:tcPr>
+          <w:p>
+            <w:pPr>
+              <w:jc w:val="left"/>
+            </w:pPr>
+            <w:r>
+              <w:rPr>
+                <w:rFonts w:ascii="Calibri" w:hAnsi="Calibri"/>
+                <w:b/>
+                <w:sz w:val="19"/>
+              </w:rPr>
+              <w:t>Tiempo medio de muestreo (100 reads)</w:t>
+            </w:r>
+          </w:p>
+        </w:tc>
+        <w:tc>
+          <w:tcPr>
+            <w:tcW w:type="dxa" w:w="3120"/>
+            <w:shd w:fill="FFFFFF"/>
+          </w:tcPr>
+          <w:p>
+            <w:pPr>
+              <w:jc w:val="left"/>
+            </w:pPr>
+            <w:r>
+              <w:rPr>
+                <w:rFonts w:ascii="Calibri" w:hAnsi="Calibri"/>
+                <w:b w:val="0"/>
+                <w:sz w:val="19"/>
+              </w:rPr>
+              <w:t>0.104 s (en CPU)</w:t>
+            </w:r>
+          </w:p>
+        </w:tc>
+        <w:tc>
+          <w:tcPr>
+            <w:tcW w:type="dxa" w:w="3120"/>
+            <w:shd w:fill="FFFFFF"/>
+          </w:tcPr>
+          <w:p>
+            <w:pPr>
+              <w:jc w:val="left"/>
+            </w:pPr>
+            <w:r>
+              <w:rPr>
+                <w:rFonts w:ascii="Calibri" w:hAnsi="Calibri"/>
+                <w:b w:val="0"/>
+                <w:sz w:val="19"/>
+              </w:rPr>
+              <w:t>0.209 s (en CPU)</w:t>
+            </w:r>
+          </w:p>
+        </w:tc>
+      </w:tr>
+      <w:tr>
+        <w:tc>
+          <w:tcPr>
+            <w:tcW w:type="dxa" w:w="3120"/>
+            <w:shd w:fill="E9ECEF"/>
+          </w:tcPr>
+          <w:p>
+            <w:pPr>
+              <w:jc w:val="left"/>
+            </w:pPr>
+            <w:r>
+              <w:rPr>
+                <w:rFonts w:ascii="Calibri" w:hAnsi="Calibri"/>
+                <w:b/>
+                <w:sz w:val="19"/>
+              </w:rPr>
+              <w:t>Componentes conexas de suelo (calidad)</w:t>
+            </w:r>
+          </w:p>
+        </w:tc>
+        <w:tc>
+          <w:tcPr>
+            <w:tcW w:type="dxa" w:w="3120"/>
+            <w:shd w:fill="FFFFFF"/>
+          </w:tcPr>
+          <w:p>
+            <w:pPr>
+              <w:jc w:val="left"/>
+            </w:pPr>
+            <w:r>
+              <w:rPr>
+                <w:rFonts w:ascii="Calibri" w:hAnsi="Calibri"/>
+                <w:b w:val="0"/>
+                <w:sz w:val="19"/>
+              </w:rPr>
+              <w:t>1–4 componentes (CC ∈ {1, 2, 3, 4})</w:t>
+            </w:r>
+          </w:p>
+        </w:tc>
+        <w:tc>
+          <w:tcPr>
+            <w:tcW w:type="dxa" w:w="3120"/>
+            <w:shd w:fill="FFFFFF"/>
+          </w:tcPr>
+          <w:p>
+            <w:pPr>
+              <w:jc w:val="left"/>
+            </w:pPr>
+            <w:r>
+              <w:rPr>
+                <w:rFonts w:ascii="Calibri" w:hAnsi="Calibri"/>
+                <w:b w:val="0"/>
+                <w:sz w:val="19"/>
+              </w:rPr>
+              <w:t>1–3 componentes (CC ∈ [1, 3])</w:t>
             </w:r>
           </w:p>
         </w:tc>
@@ -874,36 +1685,12 @@
         <w:pStyle w:val="Heading1"/>
       </w:pPr>
       <w:r>
-        <w:t>8. Segunda formulación QUBO: Modelo Integrado (96 variables)</w:t>
+        <w:t>9. Comparativa metodológica integral: 4 Enfoques en el Caso 3</w:t>
       </w:r>
     </w:p>
     <w:p>
       <w:r>
-        <w:t>Aunque el modelo desacoplado es extremadamente rápido, solo el 18.6% de sus muestras resultan espontáneamente navegables. Para garantizar formalmente que la ruta quede forzada dentro del propio sistema cuántico sin depender de filtros clásicos, desarrollo la formulación QUBO Integrada.</w:t>
-      </w:r>
-    </w:p>
-    <w:p>
-      <w:r>
-        <w:t>A las 48 variables de celda x_c añado 48 variables temporales podadas q_{t, c} in {0, 1}, donde q_{t, c} = 1 indica que la ruta principal pisa la celda c en el paso t (t in [0..12]). El total asciende a exactamente 96 variables binarias. El Hamiltoniano incorpora tres penalizaciones adicionales:</w:t>
-        <w:br/>
-        <w:t>1. Unicidad de paso: sum_{t=1}^{11} (sum_{c in Cand_t} q_{t, c} - 1)^2.</w:t>
-        <w:br/>
-        <w:t>2. Continuidad espacial: penalización cuadrática P_cont * q_{t, a} * q_{t+1, b} para todo par de casillas no adyacentes.</w:t>
-        <w:br/>
-        <w:t>3. Compatibilidad con el terreno: la ruta solo puede pisar casillas que sean suelo transitable, modelado mediante el acoplamiento cuadrático P_suelo * q_{t, c} * (1 - x_c) = P_suelo * (q_{t, c} - q_{t, c} * x_c).</w:t>
-      </w:r>
-    </w:p>
-    <w:p>
-      <w:pPr>
-        <w:pStyle w:val="Heading1"/>
-      </w:pPr>
-      <w:r>
-        <w:t>9. Comparativa metodológica: CP-SAT vs. QUBO Desacoplado vs. QUBO Integrado</w:t>
-      </w:r>
-    </w:p>
-    <w:p>
-      <w:r>
-        <w:t>La siguiente tabla sintetiza la comparación experimental directa entre los tres enfoques desarrollados en el Caso 3:</w:t>
+        <w:t>La siguiente tabla condensa la comparativa exhaustiva entre los cuatro modelos implementados en el Caso 3, reportando datos consolidados y estadísticamente homogéneos (media ± desviación típica en 20 semillas para ambos modelos QUBO):</w:t>
       </w:r>
     </w:p>
     <w:tbl>
@@ -913,15 +1700,16 @@
         <w:tblLook w:firstColumn="1" w:firstRow="1" w:lastColumn="0" w:lastRow="0" w:noHBand="0" w:noVBand="1" w:val="04A0"/>
       </w:tblPr>
       <w:tblGrid>
-        <w:gridCol w:w="2340"/>
-        <w:gridCol w:w="2340"/>
-        <w:gridCol w:w="2340"/>
-        <w:gridCol w:w="2340"/>
+        <w:gridCol w:w="1872"/>
+        <w:gridCol w:w="1872"/>
+        <w:gridCol w:w="1872"/>
+        <w:gridCol w:w="1872"/>
+        <w:gridCol w:w="1872"/>
       </w:tblGrid>
       <w:tr>
         <w:tc>
           <w:tcPr>
-            <w:tcW w:type="dxa" w:w="2340"/>
+            <w:tcW w:type="dxa" w:w="1872"/>
             <w:shd w:fill="1B4965"/>
           </w:tcPr>
           <w:p>
@@ -941,7 +1729,7 @@
         </w:tc>
         <w:tc>
           <w:tcPr>
-            <w:tcW w:type="dxa" w:w="2340"/>
+            <w:tcW w:type="dxa" w:w="1872"/>
             <w:shd w:fill="1B4965"/>
           </w:tcPr>
           <w:p>
@@ -955,13 +1743,33 @@
                 <w:color w:val="FFFFFF"/>
                 <w:sz w:val="19"/>
               </w:rPr>
-              <w:t>CP-SAT v3 (Clásico)</w:t>
+              <w:t>CP-SAT Demostrador</w:t>
             </w:r>
           </w:p>
         </w:tc>
         <w:tc>
           <w:tcPr>
-            <w:tcW w:type="dxa" w:w="2340"/>
+            <w:tcW w:type="dxa" w:w="1872"/>
+            <w:shd w:fill="1B4965"/>
+          </w:tcPr>
+          <w:p>
+            <w:pPr>
+              <w:jc w:val="left"/>
+            </w:pPr>
+            <w:r>
+              <w:rPr>
+                <w:rFonts w:ascii="Calibri" w:hAnsi="Calibri"/>
+                <w:b/>
+                <w:color w:val="FFFFFF"/>
+                <w:sz w:val="19"/>
+              </w:rPr>
+              <w:t>CP-SAT Core</w:t>
+            </w:r>
+          </w:p>
+        </w:tc>
+        <w:tc>
+          <w:tcPr>
+            <w:tcW w:type="dxa" w:w="1872"/>
             <w:shd w:fill="1B4965"/>
           </w:tcPr>
           <w:p>
@@ -981,7 +1789,7 @@
         </w:tc>
         <w:tc>
           <w:tcPr>
-            <w:tcW w:type="dxa" w:w="2340"/>
+            <w:tcW w:type="dxa" w:w="1872"/>
             <w:shd w:fill="1B4965"/>
           </w:tcPr>
           <w:p>
@@ -1003,7 +1811,7 @@
       <w:tr>
         <w:tc>
           <w:tcPr>
-            <w:tcW w:type="dxa" w:w="2340"/>
+            <w:tcW w:type="dxa" w:w="1872"/>
             <w:shd w:fill="E9ECEF"/>
           </w:tcPr>
           <w:p>
@@ -1016,13 +1824,13 @@
                 <w:b/>
                 <w:sz w:val="19"/>
               </w:rPr>
-              <w:t>Variables binarias</w:t>
+              <w:t>Problema resuelto</w:t>
             </w:r>
           </w:p>
         </w:tc>
         <w:tc>
           <w:tcPr>
-            <w:tcW w:type="dxa" w:w="2340"/>
+            <w:tcW w:type="dxa" w:w="1872"/>
             <w:shd w:fill="FFFFFF"/>
           </w:tcPr>
           <w:p>
@@ -1035,13 +1843,226 @@
                 <w:b w:val="0"/>
                 <w:sz w:val="19"/>
               </w:rPr>
-              <w:t>~150 variables</w:t>
+              <w:t>Geo + Ruta + Gameplay</w:t>
             </w:r>
           </w:p>
         </w:tc>
         <w:tc>
           <w:tcPr>
-            <w:tcW w:type="dxa" w:w="2340"/>
+            <w:tcW w:type="dxa" w:w="1872"/>
+            <w:shd w:fill="FFFFFF"/>
+          </w:tcPr>
+          <w:p>
+            <w:pPr>
+              <w:jc w:val="left"/>
+            </w:pPr>
+            <w:r>
+              <w:rPr>
+                <w:rFonts w:ascii="Calibri" w:hAnsi="Calibri"/>
+                <w:b w:val="0"/>
+                <w:sz w:val="19"/>
+              </w:rPr>
+              <w:t>Geometría + Ruta</w:t>
+            </w:r>
+          </w:p>
+        </w:tc>
+        <w:tc>
+          <w:tcPr>
+            <w:tcW w:type="dxa" w:w="1872"/>
+            <w:shd w:fill="FFFFFF"/>
+          </w:tcPr>
+          <w:p>
+            <w:pPr>
+              <w:jc w:val="left"/>
+            </w:pPr>
+            <w:r>
+              <w:rPr>
+                <w:rFonts w:ascii="Calibri" w:hAnsi="Calibri"/>
+                <w:b w:val="0"/>
+                <w:sz w:val="19"/>
+              </w:rPr>
+              <w:t>Geometría + validación BFS externa</w:t>
+            </w:r>
+          </w:p>
+        </w:tc>
+        <w:tc>
+          <w:tcPr>
+            <w:tcW w:type="dxa" w:w="1872"/>
+            <w:shd w:fill="FFFFFF"/>
+          </w:tcPr>
+          <w:p>
+            <w:pPr>
+              <w:jc w:val="left"/>
+            </w:pPr>
+            <w:r>
+              <w:rPr>
+                <w:rFonts w:ascii="Calibri" w:hAnsi="Calibri"/>
+                <w:b w:val="0"/>
+                <w:sz w:val="19"/>
+              </w:rPr>
+              <w:t>Geometría + Ruta q</w:t>
+            </w:r>
+          </w:p>
+        </w:tc>
+      </w:tr>
+      <w:tr>
+        <w:tc>
+          <w:tcPr>
+            <w:tcW w:type="dxa" w:w="1872"/>
+            <w:shd w:fill="E9ECEF"/>
+          </w:tcPr>
+          <w:p>
+            <w:pPr>
+              <w:jc w:val="left"/>
+            </w:pPr>
+            <w:r>
+              <w:rPr>
+                <w:rFonts w:ascii="Calibri" w:hAnsi="Calibri"/>
+                <w:b/>
+                <w:sz w:val="19"/>
+              </w:rPr>
+              <w:t>Desglose de variables</w:t>
+            </w:r>
+          </w:p>
+        </w:tc>
+        <w:tc>
+          <w:tcPr>
+            <w:tcW w:type="dxa" w:w="1872"/>
+            <w:shd w:fill="FFFFFF"/>
+          </w:tcPr>
+          <w:p>
+            <w:pPr>
+              <w:jc w:val="left"/>
+            </w:pPr>
+            <w:r>
+              <w:rPr>
+                <w:rFonts w:ascii="Calibri" w:hAnsi="Calibri"/>
+                <w:b w:val="0"/>
+                <w:sz w:val="19"/>
+              </w:rPr>
+              <w:t>Variables principales: 238; auxiliares: 130</w:t>
+            </w:r>
+          </w:p>
+        </w:tc>
+        <w:tc>
+          <w:tcPr>
+            <w:tcW w:type="dxa" w:w="1872"/>
+            <w:shd w:fill="FFFFFF"/>
+          </w:tcPr>
+          <w:p>
+            <w:pPr>
+              <w:jc w:val="left"/>
+            </w:pPr>
+            <w:r>
+              <w:rPr>
+                <w:rFonts w:ascii="Calibri" w:hAnsi="Calibri"/>
+                <w:b w:val="0"/>
+                <w:sz w:val="19"/>
+              </w:rPr>
+              <w:t>Variables principales: 96; auxiliares: 82</w:t>
+            </w:r>
+          </w:p>
+        </w:tc>
+        <w:tc>
+          <w:tcPr>
+            <w:tcW w:type="dxa" w:w="1872"/>
+            <w:shd w:fill="FFFFFF"/>
+          </w:tcPr>
+          <w:p>
+            <w:pPr>
+              <w:jc w:val="left"/>
+            </w:pPr>
+            <w:r>
+              <w:rPr>
+                <w:rFonts w:ascii="Calibri" w:hAnsi="Calibri"/>
+                <w:b w:val="0"/>
+                <w:sz w:val="19"/>
+              </w:rPr>
+              <w:t>Variables principales: 48; auxiliares: 0</w:t>
+            </w:r>
+          </w:p>
+        </w:tc>
+        <w:tc>
+          <w:tcPr>
+            <w:tcW w:type="dxa" w:w="1872"/>
+            <w:shd w:fill="FFFFFF"/>
+          </w:tcPr>
+          <w:p>
+            <w:pPr>
+              <w:jc w:val="left"/>
+            </w:pPr>
+            <w:r>
+              <w:rPr>
+                <w:rFonts w:ascii="Calibri" w:hAnsi="Calibri"/>
+                <w:b w:val="0"/>
+                <w:sz w:val="19"/>
+              </w:rPr>
+              <w:t>Variables principales: 96; auxiliares: 0</w:t>
+            </w:r>
+          </w:p>
+        </w:tc>
+      </w:tr>
+      <w:tr>
+        <w:tc>
+          <w:tcPr>
+            <w:tcW w:type="dxa" w:w="1872"/>
+            <w:shd w:fill="E9ECEF"/>
+          </w:tcPr>
+          <w:p>
+            <w:pPr>
+              <w:jc w:val="left"/>
+            </w:pPr>
+            <w:r>
+              <w:rPr>
+                <w:rFonts w:ascii="Calibri" w:hAnsi="Calibri"/>
+                <w:b/>
+                <w:sz w:val="19"/>
+              </w:rPr>
+              <w:t>Variables totales solver</w:t>
+            </w:r>
+          </w:p>
+        </w:tc>
+        <w:tc>
+          <w:tcPr>
+            <w:tcW w:type="dxa" w:w="1872"/>
+            <w:shd w:fill="FFFFFF"/>
+          </w:tcPr>
+          <w:p>
+            <w:pPr>
+              <w:jc w:val="left"/>
+            </w:pPr>
+            <w:r>
+              <w:rPr>
+                <w:rFonts w:ascii="Calibri" w:hAnsi="Calibri"/>
+                <w:b w:val="0"/>
+                <w:sz w:val="19"/>
+              </w:rPr>
+              <w:t>368 variables</w:t>
+            </w:r>
+          </w:p>
+        </w:tc>
+        <w:tc>
+          <w:tcPr>
+            <w:tcW w:type="dxa" w:w="1872"/>
+            <w:shd w:fill="FFFFFF"/>
+          </w:tcPr>
+          <w:p>
+            <w:pPr>
+              <w:jc w:val="left"/>
+            </w:pPr>
+            <w:r>
+              <w:rPr>
+                <w:rFonts w:ascii="Calibri" w:hAnsi="Calibri"/>
+                <w:b w:val="0"/>
+                <w:sz w:val="19"/>
+              </w:rPr>
+              <w:t>178 variables</w:t>
+            </w:r>
+          </w:p>
+        </w:tc>
+        <w:tc>
+          <w:tcPr>
+            <w:tcW w:type="dxa" w:w="1872"/>
             <w:shd w:fill="FFFFFF"/>
           </w:tcPr>
           <w:p>
@@ -1060,7 +2081,7 @@
         </w:tc>
         <w:tc>
           <w:tcPr>
-            <w:tcW w:type="dxa" w:w="2340"/>
+            <w:tcW w:type="dxa" w:w="1872"/>
             <w:shd w:fill="FFFFFF"/>
           </w:tcPr>
           <w:p>
@@ -1081,7 +2102,7 @@
       <w:tr>
         <w:tc>
           <w:tcPr>
-            <w:tcW w:type="dxa" w:w="2340"/>
+            <w:tcW w:type="dxa" w:w="1872"/>
             <w:shd w:fill="E9ECEF"/>
           </w:tcPr>
           <w:p>
@@ -1100,7 +2121,7 @@
         </w:tc>
         <w:tc>
           <w:tcPr>
-            <w:tcW w:type="dxa" w:w="2340"/>
+            <w:tcW w:type="dxa" w:w="1872"/>
             <w:shd w:fill="FFFFFF"/>
           </w:tcPr>
           <w:p>
@@ -1113,13 +2134,32 @@
                 <w:b w:val="0"/>
                 <w:sz w:val="19"/>
               </w:rPr>
-              <w:t>0 (Modelo lineal MIP)</w:t>
+              <w:t>N/A (modelo CP-SAT)</w:t>
             </w:r>
           </w:p>
         </w:tc>
         <w:tc>
           <w:tcPr>
-            <w:tcW w:type="dxa" w:w="2340"/>
+            <w:tcW w:type="dxa" w:w="1872"/>
+            <w:shd w:fill="FFFFFF"/>
+          </w:tcPr>
+          <w:p>
+            <w:pPr>
+              <w:jc w:val="left"/>
+            </w:pPr>
+            <w:r>
+              <w:rPr>
+                <w:rFonts w:ascii="Calibri" w:hAnsi="Calibri"/>
+                <w:b w:val="0"/>
+                <w:sz w:val="19"/>
+              </w:rPr>
+              <w:t>N/A (modelo CP-SAT)</w:t>
+            </w:r>
+          </w:p>
+        </w:tc>
+        <w:tc>
+          <w:tcPr>
+            <w:tcW w:type="dxa" w:w="1872"/>
             <w:shd w:fill="FFFFFF"/>
           </w:tcPr>
           <w:p>
@@ -1138,7 +2178,7 @@
         </w:tc>
         <w:tc>
           <w:tcPr>
-            <w:tcW w:type="dxa" w:w="2340"/>
+            <w:tcW w:type="dxa" w:w="1872"/>
             <w:shd w:fill="FFFFFF"/>
           </w:tcPr>
           <w:p>
@@ -1159,7 +2199,7 @@
       <w:tr>
         <w:tc>
           <w:tcPr>
-            <w:tcW w:type="dxa" w:w="2340"/>
+            <w:tcW w:type="dxa" w:w="1872"/>
             <w:shd w:fill="E9ECEF"/>
           </w:tcPr>
           <w:p>
@@ -1172,13 +2212,13 @@
                 <w:b/>
                 <w:sz w:val="19"/>
               </w:rPr>
-              <w:t>Tiempo de resolución</w:t>
+              <w:t>Tiempo de resolución / muestreo</w:t>
             </w:r>
           </w:p>
         </w:tc>
         <w:tc>
           <w:tcPr>
-            <w:tcW w:type="dxa" w:w="2340"/>
+            <w:tcW w:type="dxa" w:w="1872"/>
             <w:shd w:fill="FFFFFF"/>
           </w:tcPr>
           <w:p>
@@ -1191,13 +2231,13 @@
                 <w:b w:val="0"/>
                 <w:sz w:val="19"/>
               </w:rPr>
-              <w:t>14.242 s</w:t>
+              <w:t>18.257 s</w:t>
             </w:r>
           </w:p>
         </w:tc>
         <w:tc>
           <w:tcPr>
-            <w:tcW w:type="dxa" w:w="2340"/>
+            <w:tcW w:type="dxa" w:w="1872"/>
             <w:shd w:fill="FFFFFF"/>
           </w:tcPr>
           <w:p>
@@ -1210,13 +2250,13 @@
                 <w:b w:val="0"/>
                 <w:sz w:val="19"/>
               </w:rPr>
-              <w:t>0.139 s</w:t>
+              <w:t>2.189 s</w:t>
             </w:r>
           </w:p>
         </w:tc>
         <w:tc>
           <w:tcPr>
-            <w:tcW w:type="dxa" w:w="2340"/>
+            <w:tcW w:type="dxa" w:w="1872"/>
             <w:shd w:fill="FFFFFF"/>
           </w:tcPr>
           <w:p>
@@ -1229,7 +2269,26 @@
                 <w:b w:val="0"/>
                 <w:sz w:val="19"/>
               </w:rPr>
-              <w:t>0.255 s</w:t>
+              <w:t>0.104 s (media SA)</w:t>
+            </w:r>
+          </w:p>
+        </w:tc>
+        <w:tc>
+          <w:tcPr>
+            <w:tcW w:type="dxa" w:w="1872"/>
+            <w:shd w:fill="FFFFFF"/>
+          </w:tcPr>
+          <w:p>
+            <w:pPr>
+              <w:jc w:val="left"/>
+            </w:pPr>
+            <w:r>
+              <w:rPr>
+                <w:rFonts w:ascii="Calibri" w:hAnsi="Calibri"/>
+                <w:b w:val="0"/>
+                <w:sz w:val="19"/>
+              </w:rPr>
+              <w:t>0.209 s (media SA)</w:t>
             </w:r>
           </w:p>
         </w:tc>
@@ -1237,7 +2296,7 @@
       <w:tr>
         <w:tc>
           <w:tcPr>
-            <w:tcW w:type="dxa" w:w="2340"/>
+            <w:tcW w:type="dxa" w:w="1872"/>
             <w:shd w:fill="E9ECEF"/>
           </w:tcPr>
           <w:p>
@@ -1250,13 +2309,13 @@
                 <w:b/>
                 <w:sz w:val="19"/>
               </w:rPr>
-              <w:t>Fronteras suelo/pared (Ising)</w:t>
+              <w:t>Fronteras (mejor válida)</w:t>
             </w:r>
           </w:p>
         </w:tc>
         <w:tc>
           <w:tcPr>
-            <w:tcW w:type="dxa" w:w="2340"/>
+            <w:tcW w:type="dxa" w:w="1872"/>
             <w:shd w:fill="FFFFFF"/>
           </w:tcPr>
           <w:p>
@@ -1269,13 +2328,13 @@
                 <w:b w:val="0"/>
                 <w:sz w:val="19"/>
               </w:rPr>
-              <w:t>22 (Óptimo probado)</w:t>
+              <w:t>22 (Óptimo)</w:t>
             </w:r>
           </w:p>
         </w:tc>
         <w:tc>
           <w:tcPr>
-            <w:tcW w:type="dxa" w:w="2340"/>
+            <w:tcW w:type="dxa" w:w="1872"/>
             <w:shd w:fill="FFFFFF"/>
           </w:tcPr>
           <w:p>
@@ -1288,13 +2347,13 @@
                 <w:b w:val="0"/>
                 <w:sz w:val="19"/>
               </w:rPr>
-              <w:t>22 (Alcanza óptimo)</w:t>
+              <w:t>20 (Óptimo)</w:t>
             </w:r>
           </w:p>
         </w:tc>
         <w:tc>
           <w:tcPr>
-            <w:tcW w:type="dxa" w:w="2340"/>
+            <w:tcW w:type="dxa" w:w="1872"/>
             <w:shd w:fill="FFFFFF"/>
           </w:tcPr>
           <w:p>
@@ -1307,7 +2366,26 @@
                 <w:b w:val="0"/>
                 <w:sz w:val="19"/>
               </w:rPr>
-              <w:t>26 (Cercano a óptimo)</w:t>
+              <w:t>34.55 ± 2.13 (rango: 29-39)</w:t>
+            </w:r>
+          </w:p>
+        </w:tc>
+        <w:tc>
+          <w:tcPr>
+            <w:tcW w:type="dxa" w:w="1872"/>
+            <w:shd w:fill="FFFFFF"/>
+          </w:tcPr>
+          <w:p>
+            <w:pPr>
+              <w:jc w:val="left"/>
+            </w:pPr>
+            <w:r>
+              <w:rPr>
+                <w:rFonts w:ascii="Calibri" w:hAnsi="Calibri"/>
+                <w:b w:val="0"/>
+                <w:sz w:val="19"/>
+              </w:rPr>
+              <w:t>29.25 ± 2.14 (rango: 23-32)</w:t>
             </w:r>
           </w:p>
         </w:tc>
@@ -1315,7 +2393,7 @@
       <w:tr>
         <w:tc>
           <w:tcPr>
-            <w:tcW w:type="dxa" w:w="2340"/>
+            <w:tcW w:type="dxa" w:w="1872"/>
             <w:shd w:fill="E9ECEF"/>
           </w:tcPr>
           <w:p>
@@ -1328,13 +2406,13 @@
                 <w:b/>
                 <w:sz w:val="19"/>
               </w:rPr>
-              <w:t>Cumplimiento de zonas (5 muros/zona)</w:t>
+              <w:t>Fronteras (mínimo energía)</w:t>
             </w:r>
           </w:p>
         </w:tc>
         <w:tc>
           <w:tcPr>
-            <w:tcW w:type="dxa" w:w="2340"/>
+            <w:tcW w:type="dxa" w:w="1872"/>
             <w:shd w:fill="FFFFFF"/>
           </w:tcPr>
           <w:p>
@@ -1347,13 +2425,13 @@
                 <w:b w:val="0"/>
                 <w:sz w:val="19"/>
               </w:rPr>
-              <w:t>100.0% (Estricto)</w:t>
+              <w:t>22 (Óptimo)</w:t>
             </w:r>
           </w:p>
         </w:tc>
         <w:tc>
           <w:tcPr>
-            <w:tcW w:type="dxa" w:w="2340"/>
+            <w:tcW w:type="dxa" w:w="1872"/>
             <w:shd w:fill="FFFFFF"/>
           </w:tcPr>
           <w:p>
@@ -1366,13 +2444,13 @@
                 <w:b w:val="0"/>
                 <w:sz w:val="19"/>
               </w:rPr>
-              <w:t>100.0% (Estricto)</w:t>
+              <w:t>20 (Óptimo)</w:t>
             </w:r>
           </w:p>
         </w:tc>
         <w:tc>
           <w:tcPr>
-            <w:tcW w:type="dxa" w:w="2340"/>
+            <w:tcW w:type="dxa" w:w="1872"/>
             <w:shd w:fill="FFFFFF"/>
           </w:tcPr>
           <w:p>
@@ -1385,7 +2463,26 @@
                 <w:b w:val="0"/>
                 <w:sz w:val="19"/>
               </w:rPr>
-              <w:t>100.0% (Estricto)</w:t>
+              <w:t>31.80 ± 1.86</w:t>
+            </w:r>
+          </w:p>
+        </w:tc>
+        <w:tc>
+          <w:tcPr>
+            <w:tcW w:type="dxa" w:w="1872"/>
+            <w:shd w:fill="FFFFFF"/>
+          </w:tcPr>
+          <w:p>
+            <w:pPr>
+              <w:jc w:val="left"/>
+            </w:pPr>
+            <w:r>
+              <w:rPr>
+                <w:rFonts w:ascii="Calibri" w:hAnsi="Calibri"/>
+                <w:b w:val="0"/>
+                <w:sz w:val="19"/>
+              </w:rPr>
+              <w:t>29.25 ± 2.14</w:t>
             </w:r>
           </w:p>
         </w:tc>
@@ -1393,7 +2490,7 @@
       <w:tr>
         <w:tc>
           <w:tcPr>
-            <w:tcW w:type="dxa" w:w="2340"/>
+            <w:tcW w:type="dxa" w:w="1872"/>
             <w:shd w:fill="E9ECEF"/>
           </w:tcPr>
           <w:p>
@@ -1406,13 +2503,207 @@
                 <w:b/>
                 <w:sz w:val="19"/>
               </w:rPr>
-              <w:t>Tasa de mapas navegables (BFS)</w:t>
+              <w:t>Restricción de zonas (sol. válida)</w:t>
             </w:r>
           </w:p>
         </w:tc>
         <w:tc>
           <w:tcPr>
-            <w:tcW w:type="dxa" w:w="2340"/>
+            <w:tcW w:type="dxa" w:w="1872"/>
+            <w:shd w:fill="FFFFFF"/>
+          </w:tcPr>
+          <w:p>
+            <w:pPr>
+              <w:jc w:val="left"/>
+            </w:pPr>
+            <w:r>
+              <w:rPr>
+                <w:rFonts w:ascii="Calibri" w:hAnsi="Calibri"/>
+                <w:b w:val="0"/>
+                <w:sz w:val="19"/>
+              </w:rPr>
+              <w:t>Satisfecha (Exacto)</w:t>
+            </w:r>
+          </w:p>
+        </w:tc>
+        <w:tc>
+          <w:tcPr>
+            <w:tcW w:type="dxa" w:w="1872"/>
+            <w:shd w:fill="FFFFFF"/>
+          </w:tcPr>
+          <w:p>
+            <w:pPr>
+              <w:jc w:val="left"/>
+            </w:pPr>
+            <w:r>
+              <w:rPr>
+                <w:rFonts w:ascii="Calibri" w:hAnsi="Calibri"/>
+                <w:b w:val="0"/>
+                <w:sz w:val="19"/>
+              </w:rPr>
+              <w:t>Satisfecha (Exacto)</w:t>
+            </w:r>
+          </w:p>
+        </w:tc>
+        <w:tc>
+          <w:tcPr>
+            <w:tcW w:type="dxa" w:w="1872"/>
+            <w:shd w:fill="FFFFFF"/>
+          </w:tcPr>
+          <w:p>
+            <w:pPr>
+              <w:jc w:val="left"/>
+            </w:pPr>
+            <w:r>
+              <w:rPr>
+                <w:rFonts w:ascii="Calibri" w:hAnsi="Calibri"/>
+                <w:b w:val="0"/>
+                <w:sz w:val="19"/>
+              </w:rPr>
+              <w:t>Satisfecha (5 muros/zona)</w:t>
+            </w:r>
+          </w:p>
+        </w:tc>
+        <w:tc>
+          <w:tcPr>
+            <w:tcW w:type="dxa" w:w="1872"/>
+            <w:shd w:fill="FFFFFF"/>
+          </w:tcPr>
+          <w:p>
+            <w:pPr>
+              <w:jc w:val="left"/>
+            </w:pPr>
+            <w:r>
+              <w:rPr>
+                <w:rFonts w:ascii="Calibri" w:hAnsi="Calibri"/>
+                <w:b w:val="0"/>
+                <w:sz w:val="19"/>
+              </w:rPr>
+              <w:t>Satisfecha (5 muros/zona)</w:t>
+            </w:r>
+          </w:p>
+        </w:tc>
+      </w:tr>
+      <w:tr>
+        <w:tc>
+          <w:tcPr>
+            <w:tcW w:type="dxa" w:w="1872"/>
+            <w:shd w:fill="E9ECEF"/>
+          </w:tcPr>
+          <w:p>
+            <w:pPr>
+              <w:jc w:val="left"/>
+            </w:pPr>
+            <w:r>
+              <w:rPr>
+                <w:rFonts w:ascii="Calibri" w:hAnsi="Calibri"/>
+                <w:b/>
+                <w:sz w:val="19"/>
+              </w:rPr>
+              <w:t>Reads con zonas correctas</w:t>
+            </w:r>
+          </w:p>
+        </w:tc>
+        <w:tc>
+          <w:tcPr>
+            <w:tcW w:type="dxa" w:w="1872"/>
+            <w:shd w:fill="FFFFFF"/>
+          </w:tcPr>
+          <w:p>
+            <w:pPr>
+              <w:jc w:val="left"/>
+            </w:pPr>
+            <w:r>
+              <w:rPr>
+                <w:rFonts w:ascii="Calibri" w:hAnsi="Calibri"/>
+                <w:b w:val="0"/>
+                <w:sz w:val="19"/>
+              </w:rPr>
+              <w:t>N/A (restricción exacta)</w:t>
+            </w:r>
+          </w:p>
+        </w:tc>
+        <w:tc>
+          <w:tcPr>
+            <w:tcW w:type="dxa" w:w="1872"/>
+            <w:shd w:fill="FFFFFF"/>
+          </w:tcPr>
+          <w:p>
+            <w:pPr>
+              <w:jc w:val="left"/>
+            </w:pPr>
+            <w:r>
+              <w:rPr>
+                <w:rFonts w:ascii="Calibri" w:hAnsi="Calibri"/>
+                <w:b w:val="0"/>
+                <w:sz w:val="19"/>
+              </w:rPr>
+              <w:t>N/A (restricción exacta)</w:t>
+            </w:r>
+          </w:p>
+        </w:tc>
+        <w:tc>
+          <w:tcPr>
+            <w:tcW w:type="dxa" w:w="1872"/>
+            <w:shd w:fill="FFFFFF"/>
+          </w:tcPr>
+          <w:p>
+            <w:pPr>
+              <w:jc w:val="left"/>
+            </w:pPr>
+            <w:r>
+              <w:rPr>
+                <w:rFonts w:ascii="Calibri" w:hAnsi="Calibri"/>
+                <w:b w:val="0"/>
+                <w:sz w:val="19"/>
+              </w:rPr>
+              <w:t>100.0% (100/100 reads)</w:t>
+            </w:r>
+          </w:p>
+        </w:tc>
+        <w:tc>
+          <w:tcPr>
+            <w:tcW w:type="dxa" w:w="1872"/>
+            <w:shd w:fill="FFFFFF"/>
+          </w:tcPr>
+          <w:p>
+            <w:pPr>
+              <w:jc w:val="left"/>
+            </w:pPr>
+            <w:r>
+              <w:rPr>
+                <w:rFonts w:ascii="Calibri" w:hAnsi="Calibri"/>
+                <w:b w:val="0"/>
+                <w:sz w:val="19"/>
+              </w:rPr>
+              <w:t>100.0% (100/100 reads)</w:t>
+            </w:r>
+          </w:p>
+        </w:tc>
+      </w:tr>
+      <w:tr>
+        <w:tc>
+          <w:tcPr>
+            <w:tcW w:type="dxa" w:w="1872"/>
+            <w:shd w:fill="E9ECEF"/>
+          </w:tcPr>
+          <w:p>
+            <w:pPr>
+              <w:jc w:val="left"/>
+            </w:pPr>
+            <w:r>
+              <w:rPr>
+                <w:rFonts w:ascii="Calibri" w:hAnsi="Calibri"/>
+                <w:b/>
+                <w:sz w:val="19"/>
+              </w:rPr>
+              <w:t>Tasa de éxito / navegable</w:t>
+            </w:r>
+          </w:p>
+        </w:tc>
+        <w:tc>
+          <w:tcPr>
+            <w:tcW w:type="dxa" w:w="1872"/>
             <w:shd w:fill="FFFFFF"/>
           </w:tcPr>
           <w:p>
@@ -1431,7 +2722,7 @@
         </w:tc>
         <w:tc>
           <w:tcPr>
-            <w:tcW w:type="dxa" w:w="2340"/>
+            <w:tcW w:type="dxa" w:w="1872"/>
             <w:shd w:fill="FFFFFF"/>
           </w:tcPr>
           <w:p>
@@ -1444,13 +2735,13 @@
                 <w:b w:val="0"/>
                 <w:sz w:val="19"/>
               </w:rPr>
-              <w:t>17.0% (Requiere filtro)</w:t>
+              <w:t>100.0% (Garantizado)</w:t>
             </w:r>
           </w:p>
         </w:tc>
         <w:tc>
           <w:tcPr>
-            <w:tcW w:type="dxa" w:w="2340"/>
+            <w:tcW w:type="dxa" w:w="1872"/>
             <w:shd w:fill="FFFFFF"/>
           </w:tcPr>
           <w:p>
@@ -1463,7 +2754,26 @@
                 <w:b w:val="0"/>
                 <w:sz w:val="19"/>
               </w:rPr>
-              <w:t>98.0% (Garantizado)</w:t>
+              <w:t>8.30% ± 2.51% (BFS)</w:t>
+            </w:r>
+          </w:p>
+        </w:tc>
+        <w:tc>
+          <w:tcPr>
+            <w:tcW w:type="dxa" w:w="1872"/>
+            <w:shd w:fill="FFFFFF"/>
+          </w:tcPr>
+          <w:p>
+            <w:pPr>
+              <w:jc w:val="left"/>
+            </w:pPr>
+            <w:r>
+              <w:rPr>
+                <w:rFonts w:ascii="Calibri" w:hAnsi="Calibri"/>
+                <w:b w:val="0"/>
+                <w:sz w:val="19"/>
+              </w:rPr>
+              <w:t>93.60% ± 2.35% (Ruta q)</w:t>
             </w:r>
           </w:p>
         </w:tc>
@@ -1471,7 +2781,7 @@
       <w:tr>
         <w:tc>
           <w:tcPr>
-            <w:tcW w:type="dxa" w:w="2340"/>
+            <w:tcW w:type="dxa" w:w="1872"/>
             <w:shd w:fill="E9ECEF"/>
           </w:tcPr>
           <w:p>
@@ -1484,13 +2794,13 @@
                 <w:b/>
                 <w:sz w:val="19"/>
               </w:rPr>
-              <w:t>Longitud mínima de ruta BFS</w:t>
+              <w:t>Longitud de ruta START-&gt;GOAL</w:t>
             </w:r>
           </w:p>
         </w:tc>
         <w:tc>
           <w:tcPr>
-            <w:tcW w:type="dxa" w:w="2340"/>
+            <w:tcW w:type="dxa" w:w="1872"/>
             <w:shd w:fill="FFFFFF"/>
           </w:tcPr>
           <w:p>
@@ -1503,13 +2813,13 @@
                 <w:b w:val="0"/>
                 <w:sz w:val="19"/>
               </w:rPr>
-              <w:t>12 pasos</w:t>
+              <w:t>12 mov. (13 celdas)</w:t>
             </w:r>
           </w:p>
         </w:tc>
         <w:tc>
           <w:tcPr>
-            <w:tcW w:type="dxa" w:w="2340"/>
+            <w:tcW w:type="dxa" w:w="1872"/>
             <w:shd w:fill="FFFFFF"/>
           </w:tcPr>
           <w:p>
@@ -1522,13 +2832,13 @@
                 <w:b w:val="0"/>
                 <w:sz w:val="19"/>
               </w:rPr>
-              <w:t>12 pasos (en válidos)</w:t>
+              <w:t>12 mov. (13 celdas)</w:t>
             </w:r>
           </w:p>
         </w:tc>
         <w:tc>
           <w:tcPr>
-            <w:tcW w:type="dxa" w:w="2340"/>
+            <w:tcW w:type="dxa" w:w="1872"/>
             <w:shd w:fill="FFFFFF"/>
           </w:tcPr>
           <w:p>
@@ -1541,7 +2851,26 @@
                 <w:b w:val="0"/>
                 <w:sz w:val="19"/>
               </w:rPr>
-              <w:t>12 pasos</w:t>
+              <w:t>12 mov. (13 celdas)</w:t>
+            </w:r>
+          </w:p>
+        </w:tc>
+        <w:tc>
+          <w:tcPr>
+            <w:tcW w:type="dxa" w:w="1872"/>
+            <w:shd w:fill="FFFFFF"/>
+          </w:tcPr>
+          <w:p>
+            <w:pPr>
+              <w:jc w:val="left"/>
+            </w:pPr>
+            <w:r>
+              <w:rPr>
+                <w:rFonts w:ascii="Calibri" w:hAnsi="Calibri"/>
+                <w:b w:val="0"/>
+                <w:sz w:val="19"/>
+              </w:rPr>
+              <w:t>12 mov. (13 celdas)</w:t>
             </w:r>
           </w:p>
         </w:tc>
@@ -1549,7 +2878,7 @@
       <w:tr>
         <w:tc>
           <w:tcPr>
-            <w:tcW w:type="dxa" w:w="2340"/>
+            <w:tcW w:type="dxa" w:w="1872"/>
             <w:shd w:fill="E9ECEF"/>
           </w:tcPr>
           <w:p>
@@ -1562,13 +2891,13 @@
                 <w:b/>
                 <w:sz w:val="19"/>
               </w:rPr>
-              <w:t>Componentes conexas de suelo</w:t>
+              <w:t>Componentes conexas de suelo (calidad)</w:t>
             </w:r>
           </w:p>
         </w:tc>
         <w:tc>
           <w:tcPr>
-            <w:tcW w:type="dxa" w:w="2340"/>
+            <w:tcW w:type="dxa" w:w="1872"/>
             <w:shd w:fill="FFFFFF"/>
           </w:tcPr>
           <w:p>
@@ -1581,13 +2910,13 @@
                 <w:b w:val="0"/>
                 <w:sz w:val="19"/>
               </w:rPr>
-              <w:t>1 (Sin salas aisladas)</w:t>
+              <w:t>1 componente (100% conexo)</w:t>
             </w:r>
           </w:p>
         </w:tc>
         <w:tc>
           <w:tcPr>
-            <w:tcW w:type="dxa" w:w="2340"/>
+            <w:tcW w:type="dxa" w:w="1872"/>
             <w:shd w:fill="FFFFFF"/>
           </w:tcPr>
           <w:p>
@@ -1600,13 +2929,13 @@
                 <w:b w:val="0"/>
                 <w:sz w:val="19"/>
               </w:rPr>
-              <w:t>2 a 3 componentes</w:t>
+              <w:t>1 componente (100% conexo)</w:t>
             </w:r>
           </w:p>
         </w:tc>
         <w:tc>
           <w:tcPr>
-            <w:tcW w:type="dxa" w:w="2340"/>
+            <w:tcW w:type="dxa" w:w="1872"/>
             <w:shd w:fill="FFFFFF"/>
           </w:tcPr>
           <w:p>
@@ -1619,7 +2948,123 @@
                 <w:b w:val="0"/>
                 <w:sz w:val="19"/>
               </w:rPr>
-              <w:t>1 a 2 componentes</w:t>
+              <w:t>1–4 componentes (CC ∈ {1, 2, 3, 4})</w:t>
+            </w:r>
+          </w:p>
+        </w:tc>
+        <w:tc>
+          <w:tcPr>
+            <w:tcW w:type="dxa" w:w="1872"/>
+            <w:shd w:fill="FFFFFF"/>
+          </w:tcPr>
+          <w:p>
+            <w:pPr>
+              <w:jc w:val="left"/>
+            </w:pPr>
+            <w:r>
+              <w:rPr>
+                <w:rFonts w:ascii="Calibri" w:hAnsi="Calibri"/>
+                <w:b w:val="0"/>
+                <w:sz w:val="19"/>
+              </w:rPr>
+              <w:t>1–3 componentes (CC ∈ [1, 3])</w:t>
+            </w:r>
+          </w:p>
+        </w:tc>
+      </w:tr>
+      <w:tr>
+        <w:tc>
+          <w:tcPr>
+            <w:tcW w:type="dxa" w:w="1872"/>
+            <w:shd w:fill="E9ECEF"/>
+          </w:tcPr>
+          <w:p>
+            <w:pPr>
+              <w:jc w:val="left"/>
+            </w:pPr>
+            <w:r>
+              <w:rPr>
+                <w:rFonts w:ascii="Calibri" w:hAnsi="Calibri"/>
+                <w:b/>
+                <w:sz w:val="19"/>
+              </w:rPr>
+              <w:t>Estimación empírica TTS_99 en CPU</w:t>
+            </w:r>
+          </w:p>
+        </w:tc>
+        <w:tc>
+          <w:tcPr>
+            <w:tcW w:type="dxa" w:w="1872"/>
+            <w:shd w:fill="FFFFFF"/>
+          </w:tcPr>
+          <w:p>
+            <w:pPr>
+              <w:jc w:val="left"/>
+            </w:pPr>
+            <w:r>
+              <w:rPr>
+                <w:rFonts w:ascii="Calibri" w:hAnsi="Calibri"/>
+                <w:b w:val="0"/>
+                <w:sz w:val="19"/>
+              </w:rPr>
+              <w:t>N/A (Determinista)</w:t>
+            </w:r>
+          </w:p>
+        </w:tc>
+        <w:tc>
+          <w:tcPr>
+            <w:tcW w:type="dxa" w:w="1872"/>
+            <w:shd w:fill="FFFFFF"/>
+          </w:tcPr>
+          <w:p>
+            <w:pPr>
+              <w:jc w:val="left"/>
+            </w:pPr>
+            <w:r>
+              <w:rPr>
+                <w:rFonts w:ascii="Calibri" w:hAnsi="Calibri"/>
+                <w:b w:val="0"/>
+                <w:sz w:val="19"/>
+              </w:rPr>
+              <w:t>N/A (Determinista)</w:t>
+            </w:r>
+          </w:p>
+        </w:tc>
+        <w:tc>
+          <w:tcPr>
+            <w:tcW w:type="dxa" w:w="1872"/>
+            <w:shd w:fill="FFFFFF"/>
+          </w:tcPr>
+          <w:p>
+            <w:pPr>
+              <w:jc w:val="left"/>
+            </w:pPr>
+            <w:r>
+              <w:rPr>
+                <w:rFonts w:ascii="Calibri" w:hAnsi="Calibri"/>
+                <w:b w:val="0"/>
+                <w:sz w:val="19"/>
+              </w:rPr>
+              <w:t>63.47 ± 28.29 ms</w:t>
+            </w:r>
+          </w:p>
+        </w:tc>
+        <w:tc>
+          <w:tcPr>
+            <w:tcW w:type="dxa" w:w="1872"/>
+            <w:shd w:fill="FFFFFF"/>
+          </w:tcPr>
+          <w:p>
+            <w:pPr>
+              <w:jc w:val="left"/>
+            </w:pPr>
+            <w:r>
+              <w:rPr>
+                <w:rFonts w:ascii="Calibri" w:hAnsi="Calibri"/>
+                <w:b w:val="0"/>
+                <w:sz w:val="19"/>
+              </w:rPr>
+              <w:t>4.39 ms aprox. (4.39 ± 0.60 ms)</w:t>
             </w:r>
           </w:p>
         </w:tc>
@@ -1635,18 +3080,23 @@
         <w:pStyle w:val="Heading2"/>
       </w:pPr>
       <w:r>
-        <w:t>9.1. Discusión de los resultados</w:t>
+        <w:t>9.1. Discusión científica y trade-offs metodológicos</w:t>
       </w:r>
     </w:p>
     <w:p>
       <w:r>
-        <w:t>El análisis cuantitativo revela lecciones fundamentales para la computación cuántica aplicada a la generación procedural:</w:t>
+        <w:t>Del análisis comparativo riguroso de 4 vías se extraen conclusiones científicas de gran relevancia metodológica:</w:t>
         <w:br/>
-        <w:t>1. Eficiencia del modelo integrado: Al pasar de 48 a 96 variables e incluir los acoplamientos q_{t,c} * x_c, la tasa de navegabilidad salta del 17% al 98%, resolviéndose en apenas 0.25 segundos en Simulated Annealing. Esto demuestra que la poda geométrica basada en distancia Manhattan es un mecanismo extraordinariamente eficaz para contener el crecimiento del espacio de Hilbert en formulaciones cuánticas.</w:t>
+        <w:t>1. La comparación rigurosa 1-a-1: Contrastar el QUBO Integrado (96 variables) contra el CP-SAT Demostrador (368 variables) era asimétrico debido a las 116 ramas candidatas y la lógica de gameplay. Al crear el CP-SAT Core (exactamente las mismas 96 variables de decisión principales), la comparativa resulta limpia y formal: CP-SAT resuelve el núcleo en 2.19 s alcanzando el óptimo global de 20 fronteras, mientras que el QUBO integrado resuelve en 0.20 s alcanzando 29 fronteras con una estimación empírica de TTS_99 en CPU de 4.39 ms.</w:t>
         <w:br/>
-        <w:t>2. Superioridad temporal del paradigma de annealing frente al árbol clásico: CP-SAT tarda más de 14 segundos en certificar la optimalidad debido a la complejidad combinatoria de las restricciones de callejón sin salida y exclusión mutua. En contraste, Simulated Annealing explora la superficie de energía del Hamiltoniano QUBO en órdenes de magnitud menos tiempo (0.14 - 0.25 s) encontrando soluciones de idéntica calidad espacial (fronteras = 22).</w:t>
         <w:br/>
-        <w:t>3. El papel de la arquitectura híbrida clásico-cuántica: La formulación desacoplada (48 variables) es sumamente económica. Si se ejecuta un generador cuántico que produce cientos de muestras en milisegundos y se añade un filtro clásico ultra-rápido con BFS (que tarda microsegundos en descartar el 83% no navegable), el resultado es un motor procedural híbrido altamente viable en hardware actual (NISQ / Quantum Annealers de D-Wave).</w:t>
+        <w:t>2. Carácter determinista vs. muestreo heurístico (precaución sobre el concepto de velocidad): Es crucial no confundir tiempos de ejecución con garantías matemáticas de resolución. CP-SAT devuelve estado OPTIMAL, certificando la optimalidad para la formulación considerada (20 fronteras). En cambio, Simulated Annealing es una metaheurística estocástica que obtiene 100 muestras aproximadas en una superficie de energía rugosa. No se debe hablar de un 'speedup' en sentido estricto, sino de dos paradigmas con garantías diferentes.</w:t>
+        <w:br/>
+        <w:br/>
+        <w:t>3. El trade-off real: Factibilidad vs. Calidad espacial: El QUBO integrado logra un avance decisivo en factibilidad, elevando la tasa de éxito del 8.30% al 93.60%. Sin embargo, el muestreo heurístico no recupera con la misma consistencia la calidad visual del óptimo clásico (promedio de 29.25 ± 2.14 fronteras frente a las 20 del CP-SAT). Esta discrepancia es un resultado científicamente honesto y valioso: el acoplamiento de restricciones duras en el Hamiltoniano estabiliza la navegabilidad pero dificulta que el sampler alcance el mínimo absoluto del término de coherencia espacial.</w:t>
+        <w:br/>
+        <w:br/>
+        <w:t>4. Componentes conexas de suelo como métrica de calidad: La solución del QUBO integrado renderizada en Blender presenta 3 componentes de suelo (la componente principal que contiene la ruta de 13 celdas / 12 movimientos START-&gt;GOAL y dos bolsas secundarias de suelo desconectadas). Esto no invalida la condición de navegabilidad START-&gt;GOAL definida para el experimento, que queda plenamente garantizada por las variables q y el BFS. En el conjunto de las 20 semillas, las mejores soluciones válidas del modelo desacoplado oscilan en un rango de 1 a 4 componentes conexas (CC in {1, 2, 3, 4}; por ejemplo, la semilla 1000 obtiene 1 única componente transitable conexa y la semilla 1666 llega a cuatro). Por su parte, el QUBO integrado restringe la dispersión a un rango estricto de 1 a 3 componentes (CC in [1, 3], con aproximadamente el 50% de las semillas alcanzando 1 única componente de conectividad global perfecta). Este comportamiento empírico refuerza de forma nítida nuestra interpretación metodológica: la conectividad global de todo el espacio transitable constituye una métrica de calidad espacial y de diseño, no parte de la factibilidad dura del problema de navegabilidad START-&gt;GOAL. Forzar la conectividad global de todas las celdas de suelo en el Hamiltoniano requeriría variables y restricciones cuadráticas adicionales —por ejemplo mediante formulaciones de flujo multicommodity o potenciales escalares de conectividad—, lo que aumentaría drásticamente el número de variables y la densidad de acoplamientos del grafo cuántico. Por este motivo, se mantiene formalmente como métrica de calidad arquitectónica y no como restricción dura.</w:t>
       </w:r>
     </w:p>
     <w:p>
@@ -1654,23 +3104,22 @@
         <w:pStyle w:val="Heading1"/>
       </w:pPr>
       <w:r>
-        <w:t>10. Conclusiones del Caso 3</w:t>
+        <w:t>10. Conclusiones del Caso 3 y del TFM</w:t>
       </w:r>
     </w:p>
     <w:p>
       <w:r>
-        <w:t>El Caso 3 culmina con éxito la trilogía de problemas de generación procedural planteada en el TFM. A diferencia de la colocación de monedas o la física unidireccional de saltos, este caso ha demostrado que es plenamente factible formular la síntesis de topología bidimensional completa como un Hamiltoniano de Ising cuadrático acoplado a un camino navegable.</w:t>
+        <w:t>El Caso 3 cierra con éxito la trilogía de aplicaciones de optimización cuántica a la generación procedural de contenido (PCG). Los hitos técnicos alcanzados en este capítulo comprenden:</w:t>
         <w:br/>
+        <w:t>• Demostración de que la coherencia visual de muros en mapas discretos equivale de forma natural a un modelo ferromagnético de Ising en variables binarias {0, 1} sin sobrecoste de variables auxiliares.</w:t>
         <w:br/>
-        <w:t>Los principales hallazgos quedan resumidos en:</w:t>
+        <w:t>• Derivación analítica a priori de la cota superior del objetivo (F &lt;= 82 aristas), justificando formalmente multiplicadores P = 100 sin sintonización empírica ad-hoc.</w:t>
         <w:br/>
-        <w:t>• La función objetivo de perímetro de muro es idéntica a una interacción ferromagnética de Ising 2D sin variables auxiliares.</w:t>
+        <w:t>• Diseño del cono de Manhattan para podar variables temporales, logrando un modelo integrado de ruta en solo 96 variables.</w:t>
         <w:br/>
-        <w:t>• El control de densidad mediante penalizaciones cuadráticas por zonas previene la agregación trivial con un 100% de fiabilidad.</w:t>
+        <w:t>• Validación experimental de robustez en 20 semillas con una tasa de éxito del 93.6% y un TTS_99 de 4.39 ms en Simulated Annealing.</w:t>
         <w:br/>
-        <w:t>• La poda de variables de ruta permite mantener la formulación integrada en 96 variables, perfectamente ejecutable en simuladores y procesadores cuánticos actuales.</w:t>
-        <w:br/>
-        <w:t>• La visualización en Blender confirma que las soluciones matemáticamente óptimas se traducen en niveles estéticamente atractivos, jugables y con ritmo lúdico real.</w:t>
+        <w:t>• Renderizado 3D fotorrealista en Blender 5.2 con materiales procedurales de cantería y criaturas 3D completas, cerrando el puente entre formulación matemática cuántica y desarrollo visual de videojuegos.</w:t>
       </w:r>
     </w:p>
     <w:p>
@@ -1678,30 +3127,30 @@
         <w:pStyle w:val="Heading1"/>
       </w:pPr>
       <w:r>
-        <w:t>Anexo Técnico: Derivación Algebraica del Hamiltoniano QUBO</w:t>
+        <w:t>Anexo Técnico: Derivaciones Algebraicas Término a Término</w:t>
       </w:r>
     </w:p>
     <w:p>
       <w:r>
-        <w:t>A continuación se detalla la conversión paso a paso de cada restricción clásica a su forma cuadrática exacta en variables binarias:</w:t>
+        <w:t>A continuación se presenta el desarrollo formal de la expansión de cada término del Hamiltoniano en variables binarias x, q in {0, 1}:</w:t>
       </w:r>
     </w:p>
     <w:p>
       <w:r>
-        <w:t>A1. Interacción de Frontera (Ising):</w:t>
+        <w:t>A1. Coherencia Espacial (Fronteras de Ising):</w:t>
         <w:br/>
-        <w:t>Para x_u, x_v in {0, 1}:</w:t>
+        <w:t>Para cada arista (u, v) in E:</w:t>
         <w:br/>
-        <w:t>|x_u - x_v| = (x_u - x_v)^2 = x_u^2 + x_v^2 - 2*x_u*x_v</w:t>
+        <w:t>|x_u - x_v| = (x_u - x_v)^2 = x_u^2 + x_v^2 - 2 * x_u * x_v</w:t>
         <w:br/>
-        <w:t>Como x_i^2 = x_i para variables booleanas:</w:t>
+        <w:t>Como x_i^2 = x_i para variables binarias idempotentes:</w:t>
         <w:br/>
         <w:t>|x_u - x_v| = x_u + x_v - 2 * x_u * x_v</w:t>
         <w:br/>
-        <w:t>Coeficientes QUBO: lineal(x_u) += 1, lineal(x_v) += 1, cuadrático(x_u, x_v) += -2.</w:t>
+        <w:t>Matriz QUBO: Q[u, u] += 1, Q[v, v] += 1, Q[u, v] += -2.</w:t>
         <w:br/>
         <w:br/>
-        <w:t>A2. Restricción de Suma de Zona (S = 7 suelos en 12 celdas):</w:t>
+        <w:t>A2. Restricción de Suma de Zona (S = 7 en n = 12 celdas con peso P):</w:t>
         <w:br/>
         <w:t>P * (sum_{i=1}^{12} x_i - 7)^2 = P * [ (sum x_i)^2 - 14 * sum x_i + 49 ]</w:t>
         <w:br/>
@@ -1709,16 +3158,21 @@
         <w:br/>
         <w:t>= P * [ -13 * sum_{i=1}^{12} x_i + 2 * sum_{i&lt;j} x_i * x_j + 49 ]</w:t>
         <w:br/>
-        <w:t>Coeficientes QUBO: lineal(x_i) += -13*P, cuadrático(x_i, x_j) += 2*P, constante += 49*P.</w:t>
+        <w:t>Matriz QUBO: Q[i, i] += -13 * P, Q[i, j] += 2 * P (para i &lt; j), constante += 49 * P.</w:t>
         <w:br/>
         <w:br/>
-        <w:t>A3. Compatibilidad Terreno-Ruta:</w:t>
+        <w:t>A3. Unicidad de Paso Temporal en la Ruta Integrada (1 celda por paso t):</w:t>
         <w:br/>
-        <w:t>La ruta no puede atravesar muros: si q_{t, c} = 1, entonces x_c debe valer 1.</w:t>
+        <w:t>P * (sum_{c in Cand_t} q_{t, c} - 1)^2 = P * [ -1 * sum_{c} q_{t, c} + 2 * sum_{c &lt; c'} q_{t, c} * q_{t, c'} + 1 ]</w:t>
         <w:br/>
-        <w:t>Penalización: P * q_{t, c} * (1 - x_c) = P * q_{t, c} - P * q_{t, c} * x_c</w:t>
+        <w:t>Matriz QUBO: Q[q_{t,c}, q_{t,c}] += -P, Q[q_{t,c}, q_{t,c'}] += 2 * P, constante += P.</w:t>
         <w:br/>
-        <w:t>Coeficientes QUBO: lineal(q_{t, c}) += P, cuadrático(q_{t, c}, x_c) += -P.</w:t>
+        <w:br/>
+        <w:t>A4. Compatibilidad Ruta-Terreno (No pisar muros):</w:t>
+        <w:br/>
+        <w:t>P * q_{t, c} * (1 - x_c) = P * q_{t, c} - P * q_{t, c} * x_c</w:t>
+        <w:br/>
+        <w:t>Matriz QUBO: Q[q_{t,c}, q_{t,c}] += P, Q[q_{t,c}, x_c] += -P.</w:t>
       </w:r>
     </w:p>
     <w:sectPr>
